--- a/Математика для программирования/Мои отчёты/ПР2/МДП Практика 2.docx
+++ b/Математика для программирования/Мои отчёты/ПР2/МДП Практика 2.docx
@@ -29,7 +29,7 @@
                     </pic:cNvPicPr>
                   </pic:nvPicPr>
                   <pic:blipFill>
-                    <a:blip r:embed="rId7"/>
+                    <a:blip r:embed="rId8"/>
                     <a:stretch/>
                   </pic:blipFill>
                   <pic:spPr bwMode="auto">
@@ -2642,6 +2642,7 @@
               <w:rPr>
                 <w:b/>
                 <w:bCs/>
+                <w:noProof/>
                 <w:shd w:val="clear" w:color="auto" w:fill="FFFF00"/>
               </w:rPr>
               <w:lastRenderedPageBreak/>
@@ -2661,7 +2662,7 @@
                           <pic:cNvPicPr/>
                         </pic:nvPicPr>
                         <pic:blipFill>
-                          <a:blip r:embed="rId8"/>
+                          <a:blip r:embed="rId9"/>
                           <a:stretch>
                             <a:fillRect/>
                           </a:stretch>
@@ -2812,6 +2813,7 @@
               <w:rPr>
                 <w:b/>
                 <w:bCs/>
+                <w:noProof/>
                 <w:shd w:val="clear" w:color="auto" w:fill="FFFF00"/>
               </w:rPr>
               <w:lastRenderedPageBreak/>
@@ -2831,7 +2833,7 @@
                           <pic:cNvPicPr/>
                         </pic:nvPicPr>
                         <pic:blipFill>
-                          <a:blip r:embed="rId9"/>
+                          <a:blip r:embed="rId10"/>
                           <a:stretch>
                             <a:fillRect/>
                           </a:stretch>
@@ -3734,32 +3736,18 @@
           <w:p>
             <w:pPr>
               <w:keepNext/>
-            </w:pPr>
-            <w:r>
               <w:rPr>
                 <w:sz w:val="24"/>
                 <w:szCs w:val="24"/>
-                <w:shd w:val="clear" w:color="auto" w:fill="FFFF00"/>
-              </w:rPr>
-              <w:t xml:space="preserve">[из вывода: «СЫРЫЕ данные … классы в </w:t>
-            </w:r>
-            <w:proofErr w:type="spellStart"/>
+                <w:lang w:val="en-US"/>
+              </w:rPr>
+            </w:pPr>
             <w:r>
               <w:rPr>
                 <w:sz w:val="24"/>
                 <w:szCs w:val="24"/>
-                <w:shd w:val="clear" w:color="auto" w:fill="FFFF00"/>
-              </w:rPr>
-              <w:t>train</w:t>
-            </w:r>
-            <w:proofErr w:type="spellEnd"/>
-            <w:r>
-              <w:rPr>
-                <w:sz w:val="24"/>
-                <w:szCs w:val="24"/>
-                <w:shd w:val="clear" w:color="auto" w:fill="FFFF00"/>
-              </w:rPr>
-              <w:t>»]</w:t>
+              </w:rPr>
+              <w:t>4130 / 1495</w:t>
             </w:r>
           </w:p>
         </w:tc>
@@ -3943,14 +3931,18 @@
           <w:p>
             <w:pPr>
               <w:keepNext/>
-            </w:pPr>
-            <w:r>
               <w:rPr>
                 <w:sz w:val="24"/>
                 <w:szCs w:val="24"/>
-                <w:shd w:val="clear" w:color="auto" w:fill="FFFF00"/>
-              </w:rPr>
-              <w:t>[из вывода программы, %]</w:t>
+                <w:lang w:val="en-US"/>
+              </w:rPr>
+            </w:pPr>
+            <w:r>
+              <w:rPr>
+                <w:sz w:val="24"/>
+                <w:szCs w:val="24"/>
+              </w:rPr>
+              <w:t>73,4 % (1033 из 1407)</w:t>
             </w:r>
           </w:p>
         </w:tc>
@@ -3974,14 +3966,18 @@
           <w:p>
             <w:pPr>
               <w:keepNext/>
-            </w:pPr>
-            <w:r>
               <w:rPr>
                 <w:sz w:val="24"/>
                 <w:szCs w:val="24"/>
-                <w:shd w:val="clear" w:color="auto" w:fill="FFFF00"/>
-              </w:rPr>
-              <w:t>[из вывода программы, %]</w:t>
+                <w:lang w:val="en-US"/>
+              </w:rPr>
+            </w:pPr>
+            <w:r>
+              <w:rPr>
+                <w:sz w:val="24"/>
+                <w:szCs w:val="24"/>
+              </w:rPr>
+              <w:t>73,5 % (1033 из 1405)</w:t>
             </w:r>
           </w:p>
         </w:tc>
@@ -4003,6 +3999,12 @@
       <w:r>
         <w:t xml:space="preserve"> вариантов данных</w:t>
       </w:r>
+    </w:p>
+    <w:p>
+      <w:pPr>
+        <w:spacing w:before="120" w:after="240" w:line="360" w:lineRule="auto"/>
+        <w:jc w:val="center"/>
+      </w:pPr>
     </w:p>
     <w:p>
       <w:pPr>
@@ -5667,6 +5669,12 @@
       <w:r>
         <w:t>Таблица 2 - Обученные модели и их параметры</w:t>
       </w:r>
+    </w:p>
+    <w:p>
+      <w:pPr>
+        <w:spacing w:before="120" w:after="240" w:line="360" w:lineRule="auto"/>
+        <w:jc w:val="center"/>
+      </w:pPr>
     </w:p>
     <w:p>
       <w:pPr>
@@ -6075,7 +6083,6 @@
               <w:bottom w:val="single" w:sz="4" w:space="0" w:color="000000"/>
               <w:right w:val="single" w:sz="4" w:space="0" w:color="000000"/>
             </w:tcBorders>
-            <w:shd w:val="clear" w:color="auto" w:fill="FFF2A8"/>
             <w:tcMar>
               <w:top w:w="60" w:type="dxa"/>
               <w:left w:w="100" w:type="dxa"/>
@@ -6089,6 +6096,9 @@
               <w:keepNext/>
               <w:jc w:val="center"/>
             </w:pPr>
+            <w:r>
+              <w:t>0,803</w:t>
+            </w:r>
           </w:p>
         </w:tc>
         <w:tc>
@@ -6100,7 +6110,6 @@
               <w:bottom w:val="single" w:sz="4" w:space="0" w:color="000000"/>
               <w:right w:val="single" w:sz="4" w:space="0" w:color="000000"/>
             </w:tcBorders>
-            <w:shd w:val="clear" w:color="auto" w:fill="FFF2A8"/>
             <w:tcMar>
               <w:top w:w="60" w:type="dxa"/>
               <w:left w:w="100" w:type="dxa"/>
@@ -6114,6 +6123,9 @@
               <w:keepNext/>
               <w:jc w:val="center"/>
             </w:pPr>
+            <w:r>
+              <w:t>0,646</w:t>
+            </w:r>
           </w:p>
         </w:tc>
         <w:tc>
@@ -6125,7 +6137,6 @@
               <w:bottom w:val="single" w:sz="4" w:space="0" w:color="000000"/>
               <w:right w:val="single" w:sz="4" w:space="0" w:color="000000"/>
             </w:tcBorders>
-            <w:shd w:val="clear" w:color="auto" w:fill="FFF2A8"/>
             <w:tcMar>
               <w:top w:w="60" w:type="dxa"/>
               <w:left w:w="100" w:type="dxa"/>
@@ -6139,6 +6150,9 @@
               <w:keepNext/>
               <w:jc w:val="center"/>
             </w:pPr>
+            <w:r>
+              <w:t>0,575</w:t>
+            </w:r>
           </w:p>
         </w:tc>
         <w:tc>
@@ -6150,7 +6164,6 @@
               <w:bottom w:val="single" w:sz="4" w:space="0" w:color="000000"/>
               <w:right w:val="single" w:sz="4" w:space="0" w:color="000000"/>
             </w:tcBorders>
-            <w:shd w:val="clear" w:color="auto" w:fill="FFF2A8"/>
             <w:tcMar>
               <w:top w:w="60" w:type="dxa"/>
               <w:left w:w="100" w:type="dxa"/>
@@ -6164,6 +6177,9 @@
               <w:keepNext/>
               <w:jc w:val="center"/>
             </w:pPr>
+            <w:r>
+              <w:t>0,608</w:t>
+            </w:r>
           </w:p>
         </w:tc>
         <w:tc>
@@ -6175,7 +6191,6 @@
               <w:bottom w:val="single" w:sz="4" w:space="0" w:color="000000"/>
               <w:right w:val="single" w:sz="4" w:space="0" w:color="000000"/>
             </w:tcBorders>
-            <w:shd w:val="clear" w:color="auto" w:fill="FFF2A8"/>
             <w:tcMar>
               <w:top w:w="60" w:type="dxa"/>
               <w:left w:w="100" w:type="dxa"/>
@@ -6189,6 +6204,9 @@
               <w:keepNext/>
               <w:jc w:val="center"/>
             </w:pPr>
+            <w:r>
+              <w:t>0,738</w:t>
+            </w:r>
           </w:p>
         </w:tc>
         <w:tc>
@@ -6200,7 +6218,6 @@
               <w:bottom w:val="single" w:sz="4" w:space="0" w:color="000000"/>
               <w:right w:val="single" w:sz="4" w:space="0" w:color="000000"/>
             </w:tcBorders>
-            <w:shd w:val="clear" w:color="auto" w:fill="FFF2A8"/>
             <w:tcMar>
               <w:top w:w="60" w:type="dxa"/>
               <w:left w:w="100" w:type="dxa"/>
@@ -6214,6 +6231,9 @@
               <w:keepNext/>
               <w:jc w:val="center"/>
             </w:pPr>
+            <w:r>
+              <w:t>0,837</w:t>
+            </w:r>
           </w:p>
         </w:tc>
       </w:tr>
@@ -6260,7 +6280,6 @@
               <w:bottom w:val="single" w:sz="4" w:space="0" w:color="000000"/>
               <w:right w:val="single" w:sz="4" w:space="0" w:color="000000"/>
             </w:tcBorders>
-            <w:shd w:val="clear" w:color="auto" w:fill="FFF2A8"/>
             <w:tcMar>
               <w:top w:w="60" w:type="dxa"/>
               <w:left w:w="100" w:type="dxa"/>
@@ -6274,6 +6293,9 @@
               <w:keepNext/>
               <w:jc w:val="center"/>
             </w:pPr>
+            <w:r>
+              <w:t>0,746</w:t>
+            </w:r>
           </w:p>
         </w:tc>
         <w:tc>
@@ -6285,7 +6307,6 @@
               <w:bottom w:val="single" w:sz="4" w:space="0" w:color="000000"/>
               <w:right w:val="single" w:sz="4" w:space="0" w:color="000000"/>
             </w:tcBorders>
-            <w:shd w:val="clear" w:color="auto" w:fill="FFF2A8"/>
             <w:tcMar>
               <w:top w:w="60" w:type="dxa"/>
               <w:left w:w="100" w:type="dxa"/>
@@ -6299,6 +6320,9 @@
               <w:keepNext/>
               <w:jc w:val="center"/>
             </w:pPr>
+            <w:r>
+              <w:t>0,528</w:t>
+            </w:r>
           </w:p>
         </w:tc>
         <w:tc>
@@ -6310,7 +6334,6 @@
               <w:bottom w:val="single" w:sz="4" w:space="0" w:color="000000"/>
               <w:right w:val="single" w:sz="4" w:space="0" w:color="000000"/>
             </w:tcBorders>
-            <w:shd w:val="clear" w:color="auto" w:fill="FFF2A8"/>
             <w:tcMar>
               <w:top w:w="60" w:type="dxa"/>
               <w:left w:w="100" w:type="dxa"/>
@@ -6324,6 +6347,9 @@
               <w:keepNext/>
               <w:jc w:val="center"/>
             </w:pPr>
+            <w:r>
+              <w:t>0,428</w:t>
+            </w:r>
           </w:p>
         </w:tc>
         <w:tc>
@@ -6335,7 +6361,6 @@
               <w:bottom w:val="single" w:sz="4" w:space="0" w:color="000000"/>
               <w:right w:val="single" w:sz="4" w:space="0" w:color="000000"/>
             </w:tcBorders>
-            <w:shd w:val="clear" w:color="auto" w:fill="FFF2A8"/>
             <w:tcMar>
               <w:top w:w="60" w:type="dxa"/>
               <w:left w:w="100" w:type="dxa"/>
@@ -6349,6 +6374,9 @@
               <w:keepNext/>
               <w:jc w:val="center"/>
             </w:pPr>
+            <w:r>
+              <w:t>0,473</w:t>
+            </w:r>
           </w:p>
         </w:tc>
         <w:tc>
@@ -6360,7 +6388,6 @@
               <w:bottom w:val="single" w:sz="4" w:space="0" w:color="000000"/>
               <w:right w:val="single" w:sz="4" w:space="0" w:color="000000"/>
             </w:tcBorders>
-            <w:shd w:val="clear" w:color="auto" w:fill="FFF2A8"/>
             <w:tcMar>
               <w:top w:w="60" w:type="dxa"/>
               <w:left w:w="100" w:type="dxa"/>
@@ -6374,6 +6401,9 @@
               <w:keepNext/>
               <w:jc w:val="center"/>
             </w:pPr>
+            <w:r>
+              <w:t>0,653</w:t>
+            </w:r>
           </w:p>
         </w:tc>
         <w:tc>
@@ -6385,7 +6415,6 @@
               <w:bottom w:val="single" w:sz="4" w:space="0" w:color="000000"/>
               <w:right w:val="single" w:sz="4" w:space="0" w:color="000000"/>
             </w:tcBorders>
-            <w:shd w:val="clear" w:color="auto" w:fill="FFF2A8"/>
             <w:tcMar>
               <w:top w:w="60" w:type="dxa"/>
               <w:left w:w="100" w:type="dxa"/>
@@ -6399,6 +6428,9 @@
               <w:keepNext/>
               <w:jc w:val="center"/>
             </w:pPr>
+            <w:r>
+              <w:t>0,729</w:t>
+            </w:r>
           </w:p>
         </w:tc>
       </w:tr>
@@ -6445,7 +6477,6 @@
               <w:bottom w:val="single" w:sz="4" w:space="0" w:color="000000"/>
               <w:right w:val="single" w:sz="4" w:space="0" w:color="000000"/>
             </w:tcBorders>
-            <w:shd w:val="clear" w:color="auto" w:fill="FFF2A8"/>
             <w:tcMar>
               <w:top w:w="60" w:type="dxa"/>
               <w:left w:w="100" w:type="dxa"/>
@@ -6459,6 +6490,9 @@
               <w:keepNext/>
               <w:jc w:val="center"/>
             </w:pPr>
+            <w:r>
+              <w:t>0,734</w:t>
+            </w:r>
           </w:p>
         </w:tc>
         <w:tc>
@@ -6470,7 +6504,6 @@
               <w:bottom w:val="single" w:sz="4" w:space="0" w:color="000000"/>
               <w:right w:val="single" w:sz="4" w:space="0" w:color="000000"/>
             </w:tcBorders>
-            <w:shd w:val="clear" w:color="auto" w:fill="FFF2A8"/>
             <w:tcMar>
               <w:top w:w="60" w:type="dxa"/>
               <w:left w:w="100" w:type="dxa"/>
@@ -6484,6 +6517,9 @@
               <w:keepNext/>
               <w:jc w:val="center"/>
             </w:pPr>
+            <w:r>
+              <w:t>0,000</w:t>
+            </w:r>
           </w:p>
         </w:tc>
         <w:tc>
@@ -6495,7 +6531,6 @@
               <w:bottom w:val="single" w:sz="4" w:space="0" w:color="000000"/>
               <w:right w:val="single" w:sz="4" w:space="0" w:color="000000"/>
             </w:tcBorders>
-            <w:shd w:val="clear" w:color="auto" w:fill="FFF2A8"/>
             <w:tcMar>
               <w:top w:w="60" w:type="dxa"/>
               <w:left w:w="100" w:type="dxa"/>
@@ -6509,6 +6544,9 @@
               <w:keepNext/>
               <w:jc w:val="center"/>
             </w:pPr>
+            <w:r>
+              <w:t>0,000</w:t>
+            </w:r>
           </w:p>
         </w:tc>
         <w:tc>
@@ -6520,7 +6558,6 @@
               <w:bottom w:val="single" w:sz="4" w:space="0" w:color="000000"/>
               <w:right w:val="single" w:sz="4" w:space="0" w:color="000000"/>
             </w:tcBorders>
-            <w:shd w:val="clear" w:color="auto" w:fill="FFF2A8"/>
             <w:tcMar>
               <w:top w:w="60" w:type="dxa"/>
               <w:left w:w="100" w:type="dxa"/>
@@ -6534,6 +6571,9 @@
               <w:keepNext/>
               <w:jc w:val="center"/>
             </w:pPr>
+            <w:r>
+              <w:t>0,000</w:t>
+            </w:r>
           </w:p>
         </w:tc>
         <w:tc>
@@ -6545,7 +6585,6 @@
               <w:bottom w:val="single" w:sz="4" w:space="0" w:color="000000"/>
               <w:right w:val="single" w:sz="4" w:space="0" w:color="000000"/>
             </w:tcBorders>
-            <w:shd w:val="clear" w:color="auto" w:fill="FFF2A8"/>
             <w:tcMar>
               <w:top w:w="60" w:type="dxa"/>
               <w:left w:w="100" w:type="dxa"/>
@@ -6559,6 +6598,9 @@
               <w:keepNext/>
               <w:jc w:val="center"/>
             </w:pPr>
+            <w:r>
+              <w:t>0,423</w:t>
+            </w:r>
           </w:p>
         </w:tc>
         <w:tc>
@@ -6570,7 +6612,6 @@
               <w:bottom w:val="single" w:sz="4" w:space="0" w:color="000000"/>
               <w:right w:val="single" w:sz="4" w:space="0" w:color="000000"/>
             </w:tcBorders>
-            <w:shd w:val="clear" w:color="auto" w:fill="FFF2A8"/>
             <w:tcMar>
               <w:top w:w="60" w:type="dxa"/>
               <w:left w:w="100" w:type="dxa"/>
@@ -6584,6 +6625,9 @@
               <w:keepNext/>
               <w:jc w:val="center"/>
             </w:pPr>
+            <w:r>
+              <w:t>0,788</w:t>
+            </w:r>
           </w:p>
         </w:tc>
       </w:tr>
@@ -6648,7 +6692,6 @@
               <w:bottom w:val="single" w:sz="4" w:space="0" w:color="000000"/>
               <w:right w:val="single" w:sz="4" w:space="0" w:color="000000"/>
             </w:tcBorders>
-            <w:shd w:val="clear" w:color="auto" w:fill="FFF2A8"/>
             <w:tcMar>
               <w:top w:w="60" w:type="dxa"/>
               <w:left w:w="100" w:type="dxa"/>
@@ -6662,6 +6705,9 @@
               <w:keepNext/>
               <w:jc w:val="center"/>
             </w:pPr>
+            <w:r>
+              <w:t>0,785</w:t>
+            </w:r>
           </w:p>
         </w:tc>
         <w:tc>
@@ -6673,7 +6719,6 @@
               <w:bottom w:val="single" w:sz="4" w:space="0" w:color="000000"/>
               <w:right w:val="single" w:sz="4" w:space="0" w:color="000000"/>
             </w:tcBorders>
-            <w:shd w:val="clear" w:color="auto" w:fill="FFF2A8"/>
             <w:tcMar>
               <w:top w:w="60" w:type="dxa"/>
               <w:left w:w="100" w:type="dxa"/>
@@ -6687,6 +6732,9 @@
               <w:keepNext/>
               <w:jc w:val="center"/>
             </w:pPr>
+            <w:r>
+              <w:t>0,611</w:t>
+            </w:r>
           </w:p>
         </w:tc>
         <w:tc>
@@ -6698,7 +6746,6 @@
               <w:bottom w:val="single" w:sz="4" w:space="0" w:color="000000"/>
               <w:right w:val="single" w:sz="4" w:space="0" w:color="000000"/>
             </w:tcBorders>
-            <w:shd w:val="clear" w:color="auto" w:fill="FFF2A8"/>
             <w:tcMar>
               <w:top w:w="60" w:type="dxa"/>
               <w:left w:w="100" w:type="dxa"/>
@@ -6712,6 +6759,9 @@
               <w:keepNext/>
               <w:jc w:val="center"/>
             </w:pPr>
+            <w:r>
+              <w:t>0,529</w:t>
+            </w:r>
           </w:p>
         </w:tc>
         <w:tc>
@@ -6723,7 +6773,6 @@
               <w:bottom w:val="single" w:sz="4" w:space="0" w:color="000000"/>
               <w:right w:val="single" w:sz="4" w:space="0" w:color="000000"/>
             </w:tcBorders>
-            <w:shd w:val="clear" w:color="auto" w:fill="FFF2A8"/>
             <w:tcMar>
               <w:top w:w="60" w:type="dxa"/>
               <w:left w:w="100" w:type="dxa"/>
@@ -6737,6 +6786,9 @@
               <w:keepNext/>
               <w:jc w:val="center"/>
             </w:pPr>
+            <w:r>
+              <w:t>0,567</w:t>
+            </w:r>
           </w:p>
         </w:tc>
         <w:tc>
@@ -6748,7 +6800,6 @@
               <w:bottom w:val="single" w:sz="4" w:space="0" w:color="000000"/>
               <w:right w:val="single" w:sz="4" w:space="0" w:color="000000"/>
             </w:tcBorders>
-            <w:shd w:val="clear" w:color="auto" w:fill="FFF2A8"/>
             <w:tcMar>
               <w:top w:w="60" w:type="dxa"/>
               <w:left w:w="100" w:type="dxa"/>
@@ -6762,6 +6813,9 @@
               <w:keepNext/>
               <w:jc w:val="center"/>
             </w:pPr>
+            <w:r>
+              <w:t>0,712</w:t>
+            </w:r>
           </w:p>
         </w:tc>
         <w:tc>
@@ -6773,7 +6827,6 @@
               <w:bottom w:val="single" w:sz="4" w:space="0" w:color="000000"/>
               <w:right w:val="single" w:sz="4" w:space="0" w:color="000000"/>
             </w:tcBorders>
-            <w:shd w:val="clear" w:color="auto" w:fill="FFF2A8"/>
             <w:tcMar>
               <w:top w:w="60" w:type="dxa"/>
               <w:left w:w="100" w:type="dxa"/>
@@ -6787,6 +6840,9 @@
               <w:keepNext/>
               <w:jc w:val="center"/>
             </w:pPr>
+            <w:r>
+              <w:t>0,815</w:t>
+            </w:r>
           </w:p>
         </w:tc>
       </w:tr>
@@ -6842,7 +6898,6 @@
               <w:bottom w:val="single" w:sz="4" w:space="0" w:color="000000"/>
               <w:right w:val="single" w:sz="4" w:space="0" w:color="000000"/>
             </w:tcBorders>
-            <w:shd w:val="clear" w:color="auto" w:fill="FFF2A8"/>
             <w:tcMar>
               <w:top w:w="60" w:type="dxa"/>
               <w:left w:w="100" w:type="dxa"/>
@@ -6856,6 +6911,9 @@
               <w:keepNext/>
               <w:jc w:val="center"/>
             </w:pPr>
+            <w:r>
+              <w:t>0,644</w:t>
+            </w:r>
           </w:p>
         </w:tc>
         <w:tc>
@@ -6867,7 +6925,6 @@
               <w:bottom w:val="single" w:sz="4" w:space="0" w:color="000000"/>
               <w:right w:val="single" w:sz="4" w:space="0" w:color="000000"/>
             </w:tcBorders>
-            <w:shd w:val="clear" w:color="auto" w:fill="FFF2A8"/>
             <w:tcMar>
               <w:top w:w="60" w:type="dxa"/>
               <w:left w:w="100" w:type="dxa"/>
@@ -6881,6 +6938,9 @@
               <w:keepNext/>
               <w:jc w:val="center"/>
             </w:pPr>
+            <w:r>
+              <w:t>0,418</w:t>
+            </w:r>
           </w:p>
         </w:tc>
         <w:tc>
@@ -6892,7 +6952,6 @@
               <w:bottom w:val="single" w:sz="4" w:space="0" w:color="000000"/>
               <w:right w:val="single" w:sz="4" w:space="0" w:color="000000"/>
             </w:tcBorders>
-            <w:shd w:val="clear" w:color="auto" w:fill="FFF2A8"/>
             <w:tcMar>
               <w:top w:w="60" w:type="dxa"/>
               <w:left w:w="100" w:type="dxa"/>
@@ -6906,6 +6965,9 @@
               <w:keepNext/>
               <w:jc w:val="center"/>
             </w:pPr>
+            <w:r>
+              <w:t>0,864</w:t>
+            </w:r>
           </w:p>
         </w:tc>
         <w:tc>
@@ -6917,7 +6979,6 @@
               <w:bottom w:val="single" w:sz="4" w:space="0" w:color="000000"/>
               <w:right w:val="single" w:sz="4" w:space="0" w:color="000000"/>
             </w:tcBorders>
-            <w:shd w:val="clear" w:color="auto" w:fill="FFF2A8"/>
             <w:tcMar>
               <w:top w:w="60" w:type="dxa"/>
               <w:left w:w="100" w:type="dxa"/>
@@ -6931,6 +6992,9 @@
               <w:keepNext/>
               <w:jc w:val="center"/>
             </w:pPr>
+            <w:r>
+              <w:t>0,563</w:t>
+            </w:r>
           </w:p>
         </w:tc>
         <w:tc>
@@ -6942,7 +7006,6 @@
               <w:bottom w:val="single" w:sz="4" w:space="0" w:color="000000"/>
               <w:right w:val="single" w:sz="4" w:space="0" w:color="000000"/>
             </w:tcBorders>
-            <w:shd w:val="clear" w:color="auto" w:fill="FFF2A8"/>
             <w:tcMar>
               <w:top w:w="60" w:type="dxa"/>
               <w:left w:w="100" w:type="dxa"/>
@@ -6956,6 +7019,9 @@
               <w:keepNext/>
               <w:jc w:val="center"/>
             </w:pPr>
+            <w:r>
+              <w:t>0,631</w:t>
+            </w:r>
           </w:p>
         </w:tc>
         <w:tc>
@@ -6967,7 +7033,6 @@
               <w:bottom w:val="single" w:sz="4" w:space="0" w:color="000000"/>
               <w:right w:val="single" w:sz="4" w:space="0" w:color="000000"/>
             </w:tcBorders>
-            <w:shd w:val="clear" w:color="auto" w:fill="FFF2A8"/>
             <w:tcMar>
               <w:top w:w="60" w:type="dxa"/>
               <w:left w:w="100" w:type="dxa"/>
@@ -6981,6 +7046,9 @@
               <w:keepNext/>
               <w:jc w:val="center"/>
             </w:pPr>
+            <w:r>
+              <w:t>0,811</w:t>
+            </w:r>
           </w:p>
         </w:tc>
       </w:tr>
@@ -7045,7 +7113,6 @@
               <w:bottom w:val="single" w:sz="4" w:space="0" w:color="000000"/>
               <w:right w:val="single" w:sz="4" w:space="0" w:color="000000"/>
             </w:tcBorders>
-            <w:shd w:val="clear" w:color="auto" w:fill="FFF2A8"/>
             <w:tcMar>
               <w:top w:w="60" w:type="dxa"/>
               <w:left w:w="100" w:type="dxa"/>
@@ -7059,6 +7126,9 @@
               <w:keepNext/>
               <w:jc w:val="center"/>
             </w:pPr>
+            <w:r>
+              <w:t>0,790</w:t>
+            </w:r>
           </w:p>
         </w:tc>
         <w:tc>
@@ -7070,7 +7140,6 @@
               <w:bottom w:val="single" w:sz="4" w:space="0" w:color="000000"/>
               <w:right w:val="single" w:sz="4" w:space="0" w:color="000000"/>
             </w:tcBorders>
-            <w:shd w:val="clear" w:color="auto" w:fill="FFF2A8"/>
             <w:tcMar>
               <w:top w:w="60" w:type="dxa"/>
               <w:left w:w="100" w:type="dxa"/>
@@ -7084,6 +7153,9 @@
               <w:keepNext/>
               <w:jc w:val="center"/>
             </w:pPr>
+            <w:r>
+              <w:t>0,632</w:t>
+            </w:r>
           </w:p>
         </w:tc>
         <w:tc>
@@ -7095,7 +7167,6 @@
               <w:bottom w:val="single" w:sz="4" w:space="0" w:color="000000"/>
               <w:right w:val="single" w:sz="4" w:space="0" w:color="000000"/>
             </w:tcBorders>
-            <w:shd w:val="clear" w:color="auto" w:fill="FFF2A8"/>
             <w:tcMar>
               <w:top w:w="60" w:type="dxa"/>
               <w:left w:w="100" w:type="dxa"/>
@@ -7109,6 +7180,9 @@
               <w:keepNext/>
               <w:jc w:val="center"/>
             </w:pPr>
+            <w:r>
+              <w:t>0,505</w:t>
+            </w:r>
           </w:p>
         </w:tc>
         <w:tc>
@@ -7120,7 +7194,6 @@
               <w:bottom w:val="single" w:sz="4" w:space="0" w:color="000000"/>
               <w:right w:val="single" w:sz="4" w:space="0" w:color="000000"/>
             </w:tcBorders>
-            <w:shd w:val="clear" w:color="auto" w:fill="FFF2A8"/>
             <w:tcMar>
               <w:top w:w="60" w:type="dxa"/>
               <w:left w:w="100" w:type="dxa"/>
@@ -7134,6 +7207,9 @@
               <w:keepNext/>
               <w:jc w:val="center"/>
             </w:pPr>
+            <w:r>
+              <w:t>0,562</w:t>
+            </w:r>
           </w:p>
         </w:tc>
         <w:tc>
@@ -7145,7 +7221,6 @@
               <w:bottom w:val="single" w:sz="4" w:space="0" w:color="000000"/>
               <w:right w:val="single" w:sz="4" w:space="0" w:color="000000"/>
             </w:tcBorders>
-            <w:shd w:val="clear" w:color="auto" w:fill="FFF2A8"/>
             <w:tcMar>
               <w:top w:w="60" w:type="dxa"/>
               <w:left w:w="100" w:type="dxa"/>
@@ -7159,6 +7234,9 @@
               <w:keepNext/>
               <w:jc w:val="center"/>
             </w:pPr>
+            <w:r>
+              <w:t>0,712</w:t>
+            </w:r>
           </w:p>
         </w:tc>
         <w:tc>
@@ -7170,7 +7248,6 @@
               <w:bottom w:val="single" w:sz="4" w:space="0" w:color="000000"/>
               <w:right w:val="single" w:sz="4" w:space="0" w:color="000000"/>
             </w:tcBorders>
-            <w:shd w:val="clear" w:color="auto" w:fill="FFF2A8"/>
             <w:tcMar>
               <w:top w:w="60" w:type="dxa"/>
               <w:left w:w="100" w:type="dxa"/>
@@ -7184,6 +7261,9 @@
               <w:keepNext/>
               <w:jc w:val="center"/>
             </w:pPr>
+            <w:r>
+              <w:t>0,835</w:t>
+            </w:r>
           </w:p>
         </w:tc>
       </w:tr>
@@ -7248,7 +7328,6 @@
               <w:bottom w:val="single" w:sz="4" w:space="0" w:color="000000"/>
               <w:right w:val="single" w:sz="4" w:space="0" w:color="000000"/>
             </w:tcBorders>
-            <w:shd w:val="clear" w:color="auto" w:fill="FFF2A8"/>
             <w:tcMar>
               <w:top w:w="60" w:type="dxa"/>
               <w:left w:w="100" w:type="dxa"/>
@@ -7262,6 +7341,9 @@
               <w:keepNext/>
               <w:jc w:val="center"/>
             </w:pPr>
+            <w:r>
+              <w:t>0,795</w:t>
+            </w:r>
           </w:p>
         </w:tc>
         <w:tc>
@@ -7273,7 +7355,6 @@
               <w:bottom w:val="single" w:sz="4" w:space="0" w:color="000000"/>
               <w:right w:val="single" w:sz="4" w:space="0" w:color="000000"/>
             </w:tcBorders>
-            <w:shd w:val="clear" w:color="auto" w:fill="FFF2A8"/>
             <w:tcMar>
               <w:top w:w="60" w:type="dxa"/>
               <w:left w:w="100" w:type="dxa"/>
@@ -7287,6 +7368,9 @@
               <w:keepNext/>
               <w:jc w:val="center"/>
             </w:pPr>
+            <w:r>
+              <w:t>0,638</w:t>
+            </w:r>
           </w:p>
         </w:tc>
         <w:tc>
@@ -7298,7 +7382,6 @@
               <w:bottom w:val="single" w:sz="4" w:space="0" w:color="000000"/>
               <w:right w:val="single" w:sz="4" w:space="0" w:color="000000"/>
             </w:tcBorders>
-            <w:shd w:val="clear" w:color="auto" w:fill="FFF2A8"/>
             <w:tcMar>
               <w:top w:w="60" w:type="dxa"/>
               <w:left w:w="100" w:type="dxa"/>
@@ -7312,6 +7395,9 @@
               <w:keepNext/>
               <w:jc w:val="center"/>
             </w:pPr>
+            <w:r>
+              <w:t>0,532</w:t>
+            </w:r>
           </w:p>
         </w:tc>
         <w:tc>
@@ -7323,7 +7409,6 @@
               <w:bottom w:val="single" w:sz="4" w:space="0" w:color="000000"/>
               <w:right w:val="single" w:sz="4" w:space="0" w:color="000000"/>
             </w:tcBorders>
-            <w:shd w:val="clear" w:color="auto" w:fill="FFF2A8"/>
             <w:tcMar>
               <w:top w:w="60" w:type="dxa"/>
               <w:left w:w="100" w:type="dxa"/>
@@ -7337,6 +7422,9 @@
               <w:keepNext/>
               <w:jc w:val="center"/>
             </w:pPr>
+            <w:r>
+              <w:t>0,580</w:t>
+            </w:r>
           </w:p>
         </w:tc>
         <w:tc>
@@ -7348,7 +7436,6 @@
               <w:bottom w:val="single" w:sz="4" w:space="0" w:color="000000"/>
               <w:right w:val="single" w:sz="4" w:space="0" w:color="000000"/>
             </w:tcBorders>
-            <w:shd w:val="clear" w:color="auto" w:fill="FFF2A8"/>
             <w:tcMar>
               <w:top w:w="60" w:type="dxa"/>
               <w:left w:w="100" w:type="dxa"/>
@@ -7362,6 +7449,9 @@
               <w:keepNext/>
               <w:jc w:val="center"/>
             </w:pPr>
+            <w:r>
+              <w:t>0,722</w:t>
+            </w:r>
           </w:p>
         </w:tc>
         <w:tc>
@@ -7373,7 +7463,6 @@
               <w:bottom w:val="single" w:sz="4" w:space="0" w:color="000000"/>
               <w:right w:val="single" w:sz="4" w:space="0" w:color="000000"/>
             </w:tcBorders>
-            <w:shd w:val="clear" w:color="auto" w:fill="FFF2A8"/>
             <w:tcMar>
               <w:top w:w="60" w:type="dxa"/>
               <w:left w:w="100" w:type="dxa"/>
@@ -7387,6 +7476,9 @@
               <w:keepNext/>
               <w:jc w:val="center"/>
             </w:pPr>
+            <w:r>
+              <w:t>0,841</w:t>
+            </w:r>
           </w:p>
         </w:tc>
       </w:tr>
@@ -7458,7 +7550,6 @@
               <w:bottom w:val="single" w:sz="4" w:space="0" w:color="000000"/>
               <w:right w:val="single" w:sz="4" w:space="0" w:color="000000"/>
             </w:tcBorders>
-            <w:shd w:val="clear" w:color="auto" w:fill="FFF2A8"/>
             <w:tcMar>
               <w:top w:w="60" w:type="dxa"/>
               <w:left w:w="100" w:type="dxa"/>
@@ -7472,6 +7563,9 @@
               <w:keepNext/>
               <w:jc w:val="center"/>
             </w:pPr>
+            <w:r>
+              <w:t>0,787</w:t>
+            </w:r>
           </w:p>
         </w:tc>
         <w:tc>
@@ -7483,7 +7577,6 @@
               <w:bottom w:val="single" w:sz="4" w:space="0" w:color="000000"/>
               <w:right w:val="single" w:sz="4" w:space="0" w:color="000000"/>
             </w:tcBorders>
-            <w:shd w:val="clear" w:color="auto" w:fill="FFF2A8"/>
             <w:tcMar>
               <w:top w:w="60" w:type="dxa"/>
               <w:left w:w="100" w:type="dxa"/>
@@ -7497,6 +7590,9 @@
               <w:keepNext/>
               <w:jc w:val="center"/>
             </w:pPr>
+            <w:r>
+              <w:t>0,633</w:t>
+            </w:r>
           </w:p>
         </w:tc>
         <w:tc>
@@ -7508,7 +7604,6 @@
               <w:bottom w:val="single" w:sz="4" w:space="0" w:color="000000"/>
               <w:right w:val="single" w:sz="4" w:space="0" w:color="000000"/>
             </w:tcBorders>
-            <w:shd w:val="clear" w:color="auto" w:fill="FFF2A8"/>
             <w:tcMar>
               <w:top w:w="60" w:type="dxa"/>
               <w:left w:w="100" w:type="dxa"/>
@@ -7522,6 +7617,9 @@
               <w:keepNext/>
               <w:jc w:val="center"/>
             </w:pPr>
+            <w:r>
+              <w:t>0,471</w:t>
+            </w:r>
           </w:p>
         </w:tc>
         <w:tc>
@@ -7533,7 +7631,6 @@
               <w:bottom w:val="single" w:sz="4" w:space="0" w:color="000000"/>
               <w:right w:val="single" w:sz="4" w:space="0" w:color="000000"/>
             </w:tcBorders>
-            <w:shd w:val="clear" w:color="auto" w:fill="FFF2A8"/>
             <w:tcMar>
               <w:top w:w="60" w:type="dxa"/>
               <w:left w:w="100" w:type="dxa"/>
@@ -7547,6 +7644,9 @@
               <w:keepNext/>
               <w:jc w:val="center"/>
             </w:pPr>
+            <w:r>
+              <w:t>0,540</w:t>
+            </w:r>
           </w:p>
         </w:tc>
         <w:tc>
@@ -7558,7 +7658,6 @@
               <w:bottom w:val="single" w:sz="4" w:space="0" w:color="000000"/>
               <w:right w:val="single" w:sz="4" w:space="0" w:color="000000"/>
             </w:tcBorders>
-            <w:shd w:val="clear" w:color="auto" w:fill="FFF2A8"/>
             <w:tcMar>
               <w:top w:w="60" w:type="dxa"/>
               <w:left w:w="100" w:type="dxa"/>
@@ -7572,6 +7671,9 @@
               <w:keepNext/>
               <w:jc w:val="center"/>
             </w:pPr>
+            <w:r>
+              <w:t>0,701</w:t>
+            </w:r>
           </w:p>
         </w:tc>
         <w:tc>
@@ -7583,7 +7685,6 @@
               <w:bottom w:val="single" w:sz="4" w:space="0" w:color="000000"/>
               <w:right w:val="single" w:sz="4" w:space="0" w:color="000000"/>
             </w:tcBorders>
-            <w:shd w:val="clear" w:color="auto" w:fill="FFF2A8"/>
             <w:tcMar>
               <w:top w:w="60" w:type="dxa"/>
               <w:left w:w="100" w:type="dxa"/>
@@ -7597,6 +7698,9 @@
               <w:keepNext/>
               <w:jc w:val="center"/>
             </w:pPr>
+            <w:r>
+              <w:t>0,836</w:t>
+            </w:r>
           </w:p>
         </w:tc>
       </w:tr>
@@ -7645,7 +7749,6 @@
               <w:bottom w:val="single" w:sz="4" w:space="0" w:color="000000"/>
               <w:right w:val="single" w:sz="4" w:space="0" w:color="000000"/>
             </w:tcBorders>
-            <w:shd w:val="clear" w:color="auto" w:fill="FFF2A8"/>
             <w:tcMar>
               <w:top w:w="60" w:type="dxa"/>
               <w:left w:w="100" w:type="dxa"/>
@@ -7659,6 +7762,9 @@
               <w:keepNext/>
               <w:jc w:val="center"/>
             </w:pPr>
+            <w:r>
+              <w:t>0,801</w:t>
+            </w:r>
           </w:p>
         </w:tc>
         <w:tc>
@@ -7670,7 +7776,6 @@
               <w:bottom w:val="single" w:sz="4" w:space="0" w:color="000000"/>
               <w:right w:val="single" w:sz="4" w:space="0" w:color="000000"/>
             </w:tcBorders>
-            <w:shd w:val="clear" w:color="auto" w:fill="FFF2A8"/>
             <w:tcMar>
               <w:top w:w="60" w:type="dxa"/>
               <w:left w:w="100" w:type="dxa"/>
@@ -7684,6 +7789,9 @@
               <w:keepNext/>
               <w:jc w:val="center"/>
             </w:pPr>
+            <w:r>
+              <w:t>0,655</w:t>
+            </w:r>
           </w:p>
         </w:tc>
         <w:tc>
@@ -7695,7 +7803,6 @@
               <w:bottom w:val="single" w:sz="4" w:space="0" w:color="000000"/>
               <w:right w:val="single" w:sz="4" w:space="0" w:color="000000"/>
             </w:tcBorders>
-            <w:shd w:val="clear" w:color="auto" w:fill="FFF2A8"/>
             <w:tcMar>
               <w:top w:w="60" w:type="dxa"/>
               <w:left w:w="100" w:type="dxa"/>
@@ -7709,6 +7816,9 @@
               <w:keepNext/>
               <w:jc w:val="center"/>
             </w:pPr>
+            <w:r>
+              <w:t>0,532</w:t>
+            </w:r>
           </w:p>
         </w:tc>
         <w:tc>
@@ -7720,7 +7830,6 @@
               <w:bottom w:val="single" w:sz="4" w:space="0" w:color="000000"/>
               <w:right w:val="single" w:sz="4" w:space="0" w:color="000000"/>
             </w:tcBorders>
-            <w:shd w:val="clear" w:color="auto" w:fill="FFF2A8"/>
             <w:tcMar>
               <w:top w:w="60" w:type="dxa"/>
               <w:left w:w="100" w:type="dxa"/>
@@ -7734,6 +7843,9 @@
               <w:keepNext/>
               <w:jc w:val="center"/>
             </w:pPr>
+            <w:r>
+              <w:t>0,587</w:t>
+            </w:r>
           </w:p>
         </w:tc>
         <w:tc>
@@ -7745,7 +7857,6 @@
               <w:bottom w:val="single" w:sz="4" w:space="0" w:color="000000"/>
               <w:right w:val="single" w:sz="4" w:space="0" w:color="000000"/>
             </w:tcBorders>
-            <w:shd w:val="clear" w:color="auto" w:fill="FFF2A8"/>
             <w:tcMar>
               <w:top w:w="60" w:type="dxa"/>
               <w:left w:w="100" w:type="dxa"/>
@@ -7759,6 +7870,9 @@
               <w:keepNext/>
               <w:jc w:val="center"/>
             </w:pPr>
+            <w:r>
+              <w:t>0,728</w:t>
+            </w:r>
           </w:p>
         </w:tc>
         <w:tc>
@@ -7770,7 +7884,6 @@
               <w:bottom w:val="single" w:sz="4" w:space="0" w:color="000000"/>
               <w:right w:val="single" w:sz="4" w:space="0" w:color="000000"/>
             </w:tcBorders>
-            <w:shd w:val="clear" w:color="auto" w:fill="FFF2A8"/>
             <w:tcMar>
               <w:top w:w="60" w:type="dxa"/>
               <w:left w:w="100" w:type="dxa"/>
@@ -7784,6 +7897,9 @@
               <w:keepNext/>
               <w:jc w:val="center"/>
             </w:pPr>
+            <w:r>
+              <w:t>0,840</w:t>
+            </w:r>
           </w:p>
         </w:tc>
       </w:tr>
@@ -7795,18 +7911,6 @@
       </w:pPr>
       <w:r>
         <w:t>Таблица 3 - Метрики моделей на сырых данных</w:t>
-      </w:r>
-    </w:p>
-    <w:p>
-      <w:pPr>
-        <w:spacing w:line="360" w:lineRule="auto"/>
-      </w:pPr>
-      <w:r>
-        <w:rPr>
-          <w:shd w:val="clear" w:color="auto" w:fill="FFFF00"/>
-        </w:rPr>
-        <w:lastRenderedPageBreak/>
-        <w:t>[Заполните таблицы 3 и 4 значениями из файлов pr2_results_raw.csv и pr2_results_prep.csv либо из вывода программы, округлив до трёх знаков.]</w:t>
       </w:r>
     </w:p>
     <w:p/>
@@ -8164,7 +8268,6 @@
               <w:bottom w:val="single" w:sz="4" w:space="0" w:color="000000"/>
               <w:right w:val="single" w:sz="4" w:space="0" w:color="000000"/>
             </w:tcBorders>
-            <w:shd w:val="clear" w:color="auto" w:fill="FFF2A8"/>
             <w:tcMar>
               <w:top w:w="60" w:type="dxa"/>
               <w:left w:w="100" w:type="dxa"/>
@@ -8178,6 +8281,9 @@
               <w:keepNext/>
               <w:jc w:val="center"/>
             </w:pPr>
+            <w:r>
+              <w:t>0,754</w:t>
+            </w:r>
           </w:p>
         </w:tc>
         <w:tc>
@@ -8189,7 +8295,6 @@
               <w:bottom w:val="single" w:sz="4" w:space="0" w:color="000000"/>
               <w:right w:val="single" w:sz="4" w:space="0" w:color="000000"/>
             </w:tcBorders>
-            <w:shd w:val="clear" w:color="auto" w:fill="FFF2A8"/>
             <w:tcMar>
               <w:top w:w="60" w:type="dxa"/>
               <w:left w:w="100" w:type="dxa"/>
@@ -8203,6 +8308,9 @@
               <w:keepNext/>
               <w:jc w:val="center"/>
             </w:pPr>
+            <w:r>
+              <w:t>0,524</w:t>
+            </w:r>
           </w:p>
         </w:tc>
         <w:tc>
@@ -8214,7 +8322,6 @@
               <w:bottom w:val="single" w:sz="4" w:space="0" w:color="000000"/>
               <w:right w:val="single" w:sz="4" w:space="0" w:color="000000"/>
             </w:tcBorders>
-            <w:shd w:val="clear" w:color="auto" w:fill="FFF2A8"/>
             <w:tcMar>
               <w:top w:w="60" w:type="dxa"/>
               <w:left w:w="100" w:type="dxa"/>
@@ -8228,6 +8335,9 @@
               <w:keepNext/>
               <w:jc w:val="center"/>
             </w:pPr>
+            <w:r>
+              <w:t>0,766</w:t>
+            </w:r>
           </w:p>
         </w:tc>
         <w:tc>
@@ -8239,7 +8349,6 @@
               <w:bottom w:val="single" w:sz="4" w:space="0" w:color="000000"/>
               <w:right w:val="single" w:sz="4" w:space="0" w:color="000000"/>
             </w:tcBorders>
-            <w:shd w:val="clear" w:color="auto" w:fill="FFF2A8"/>
             <w:tcMar>
               <w:top w:w="60" w:type="dxa"/>
               <w:left w:w="100" w:type="dxa"/>
@@ -8253,6 +8362,9 @@
               <w:keepNext/>
               <w:jc w:val="center"/>
             </w:pPr>
+            <w:r>
+              <w:t>0,622</w:t>
+            </w:r>
           </w:p>
         </w:tc>
         <w:tc>
@@ -8264,7 +8376,6 @@
               <w:bottom w:val="single" w:sz="4" w:space="0" w:color="000000"/>
               <w:right w:val="single" w:sz="4" w:space="0" w:color="000000"/>
             </w:tcBorders>
-            <w:shd w:val="clear" w:color="auto" w:fill="FFF2A8"/>
             <w:tcMar>
               <w:top w:w="60" w:type="dxa"/>
               <w:left w:w="100" w:type="dxa"/>
@@ -8278,6 +8389,9 @@
               <w:keepNext/>
               <w:jc w:val="center"/>
             </w:pPr>
+            <w:r>
+              <w:t>0,720</w:t>
+            </w:r>
           </w:p>
         </w:tc>
         <w:tc>
@@ -8289,7 +8403,6 @@
               <w:bottom w:val="single" w:sz="4" w:space="0" w:color="000000"/>
               <w:right w:val="single" w:sz="4" w:space="0" w:color="000000"/>
             </w:tcBorders>
-            <w:shd w:val="clear" w:color="auto" w:fill="FFF2A8"/>
             <w:tcMar>
               <w:top w:w="60" w:type="dxa"/>
               <w:left w:w="100" w:type="dxa"/>
@@ -8303,6 +8416,9 @@
               <w:keepNext/>
               <w:jc w:val="center"/>
             </w:pPr>
+            <w:r>
+              <w:t>0,839</w:t>
+            </w:r>
           </w:p>
         </w:tc>
       </w:tr>
@@ -8349,7 +8465,6 @@
               <w:bottom w:val="single" w:sz="4" w:space="0" w:color="000000"/>
               <w:right w:val="single" w:sz="4" w:space="0" w:color="000000"/>
             </w:tcBorders>
-            <w:shd w:val="clear" w:color="auto" w:fill="FFF2A8"/>
             <w:tcMar>
               <w:top w:w="60" w:type="dxa"/>
               <w:left w:w="100" w:type="dxa"/>
@@ -8363,6 +8478,9 @@
               <w:keepNext/>
               <w:jc w:val="center"/>
             </w:pPr>
+            <w:r>
+              <w:t>0,710</w:t>
+            </w:r>
           </w:p>
         </w:tc>
         <w:tc>
@@ -8374,7 +8492,6 @@
               <w:bottom w:val="single" w:sz="4" w:space="0" w:color="000000"/>
               <w:right w:val="single" w:sz="4" w:space="0" w:color="000000"/>
             </w:tcBorders>
-            <w:shd w:val="clear" w:color="auto" w:fill="FFF2A8"/>
             <w:tcMar>
               <w:top w:w="60" w:type="dxa"/>
               <w:left w:w="100" w:type="dxa"/>
@@ -8388,6 +8505,9 @@
               <w:keepNext/>
               <w:jc w:val="center"/>
             </w:pPr>
+            <w:r>
+              <w:t>0,468</w:t>
+            </w:r>
           </w:p>
         </w:tc>
         <w:tc>
@@ -8399,7 +8519,6 @@
               <w:bottom w:val="single" w:sz="4" w:space="0" w:color="000000"/>
               <w:right w:val="single" w:sz="4" w:space="0" w:color="000000"/>
             </w:tcBorders>
-            <w:shd w:val="clear" w:color="auto" w:fill="FFF2A8"/>
             <w:tcMar>
               <w:top w:w="60" w:type="dxa"/>
               <w:left w:w="100" w:type="dxa"/>
@@ -8413,6 +8532,9 @@
               <w:keepNext/>
               <w:jc w:val="center"/>
             </w:pPr>
+            <w:r>
+              <w:t>0,699</w:t>
+            </w:r>
           </w:p>
         </w:tc>
         <w:tc>
@@ -8424,7 +8546,6 @@
               <w:bottom w:val="single" w:sz="4" w:space="0" w:color="000000"/>
               <w:right w:val="single" w:sz="4" w:space="0" w:color="000000"/>
             </w:tcBorders>
-            <w:shd w:val="clear" w:color="auto" w:fill="FFF2A8"/>
             <w:tcMar>
               <w:top w:w="60" w:type="dxa"/>
               <w:left w:w="100" w:type="dxa"/>
@@ -8438,6 +8559,9 @@
               <w:keepNext/>
               <w:jc w:val="center"/>
             </w:pPr>
+            <w:r>
+              <w:t>0,560</w:t>
+            </w:r>
           </w:p>
         </w:tc>
         <w:tc>
@@ -8449,7 +8573,6 @@
               <w:bottom w:val="single" w:sz="4" w:space="0" w:color="000000"/>
               <w:right w:val="single" w:sz="4" w:space="0" w:color="000000"/>
             </w:tcBorders>
-            <w:shd w:val="clear" w:color="auto" w:fill="FFF2A8"/>
             <w:tcMar>
               <w:top w:w="60" w:type="dxa"/>
               <w:left w:w="100" w:type="dxa"/>
@@ -8463,6 +8586,9 @@
               <w:keepNext/>
               <w:jc w:val="center"/>
             </w:pPr>
+            <w:r>
+              <w:t>0,672</w:t>
+            </w:r>
           </w:p>
         </w:tc>
         <w:tc>
@@ -8474,7 +8600,6 @@
               <w:bottom w:val="single" w:sz="4" w:space="0" w:color="000000"/>
               <w:right w:val="single" w:sz="4" w:space="0" w:color="000000"/>
             </w:tcBorders>
-            <w:shd w:val="clear" w:color="auto" w:fill="FFF2A8"/>
             <w:tcMar>
               <w:top w:w="60" w:type="dxa"/>
               <w:left w:w="100" w:type="dxa"/>
@@ -8488,6 +8613,9 @@
               <w:keepNext/>
               <w:jc w:val="center"/>
             </w:pPr>
+            <w:r>
+              <w:t>0,767</w:t>
+            </w:r>
           </w:p>
         </w:tc>
       </w:tr>
@@ -8534,7 +8662,6 @@
               <w:bottom w:val="single" w:sz="4" w:space="0" w:color="000000"/>
               <w:right w:val="single" w:sz="4" w:space="0" w:color="000000"/>
             </w:tcBorders>
-            <w:shd w:val="clear" w:color="auto" w:fill="FFF2A8"/>
             <w:tcMar>
               <w:top w:w="60" w:type="dxa"/>
               <w:left w:w="100" w:type="dxa"/>
@@ -8548,6 +8675,9 @@
               <w:keepNext/>
               <w:jc w:val="center"/>
             </w:pPr>
+            <w:r>
+              <w:t>0,774</w:t>
+            </w:r>
           </w:p>
         </w:tc>
         <w:tc>
@@ -8559,7 +8689,6 @@
               <w:bottom w:val="single" w:sz="4" w:space="0" w:color="000000"/>
               <w:right w:val="single" w:sz="4" w:space="0" w:color="000000"/>
             </w:tcBorders>
-            <w:shd w:val="clear" w:color="auto" w:fill="FFF2A8"/>
             <w:tcMar>
               <w:top w:w="60" w:type="dxa"/>
               <w:left w:w="100" w:type="dxa"/>
@@ -8573,6 +8702,9 @@
               <w:keepNext/>
               <w:jc w:val="center"/>
             </w:pPr>
+            <w:r>
+              <w:t>0,559</w:t>
+            </w:r>
           </w:p>
         </w:tc>
         <w:tc>
@@ -8584,7 +8716,6 @@
               <w:bottom w:val="single" w:sz="4" w:space="0" w:color="000000"/>
               <w:right w:val="single" w:sz="4" w:space="0" w:color="000000"/>
             </w:tcBorders>
-            <w:shd w:val="clear" w:color="auto" w:fill="FFF2A8"/>
             <w:tcMar>
               <w:top w:w="60" w:type="dxa"/>
               <w:left w:w="100" w:type="dxa"/>
@@ -8598,6 +8729,9 @@
               <w:keepNext/>
               <w:jc w:val="center"/>
             </w:pPr>
+            <w:r>
+              <w:t>0,704</w:t>
+            </w:r>
           </w:p>
         </w:tc>
         <w:tc>
@@ -8609,7 +8743,6 @@
               <w:bottom w:val="single" w:sz="4" w:space="0" w:color="000000"/>
               <w:right w:val="single" w:sz="4" w:space="0" w:color="000000"/>
             </w:tcBorders>
-            <w:shd w:val="clear" w:color="auto" w:fill="FFF2A8"/>
             <w:tcMar>
               <w:top w:w="60" w:type="dxa"/>
               <w:left w:w="100" w:type="dxa"/>
@@ -8623,6 +8756,9 @@
               <w:keepNext/>
               <w:jc w:val="center"/>
             </w:pPr>
+            <w:r>
+              <w:t>0,623</w:t>
+            </w:r>
           </w:p>
         </w:tc>
         <w:tc>
@@ -8634,7 +8770,6 @@
               <w:bottom w:val="single" w:sz="4" w:space="0" w:color="000000"/>
               <w:right w:val="single" w:sz="4" w:space="0" w:color="000000"/>
             </w:tcBorders>
-            <w:shd w:val="clear" w:color="auto" w:fill="FFF2A8"/>
             <w:tcMar>
               <w:top w:w="60" w:type="dxa"/>
               <w:left w:w="100" w:type="dxa"/>
@@ -8648,6 +8783,9 @@
               <w:keepNext/>
               <w:jc w:val="center"/>
             </w:pPr>
+            <w:r>
+              <w:t>0,731</w:t>
+            </w:r>
           </w:p>
         </w:tc>
         <w:tc>
@@ -8659,7 +8797,6 @@
               <w:bottom w:val="single" w:sz="4" w:space="0" w:color="000000"/>
               <w:right w:val="single" w:sz="4" w:space="0" w:color="000000"/>
             </w:tcBorders>
-            <w:shd w:val="clear" w:color="auto" w:fill="FFF2A8"/>
             <w:tcMar>
               <w:top w:w="60" w:type="dxa"/>
               <w:left w:w="100" w:type="dxa"/>
@@ -8673,6 +8810,9 @@
               <w:keepNext/>
               <w:jc w:val="center"/>
             </w:pPr>
+            <w:r>
+              <w:t>0,825</w:t>
+            </w:r>
           </w:p>
         </w:tc>
       </w:tr>
@@ -8737,7 +8877,6 @@
               <w:bottom w:val="single" w:sz="4" w:space="0" w:color="000000"/>
               <w:right w:val="single" w:sz="4" w:space="0" w:color="000000"/>
             </w:tcBorders>
-            <w:shd w:val="clear" w:color="auto" w:fill="FFF2A8"/>
             <w:tcMar>
               <w:top w:w="60" w:type="dxa"/>
               <w:left w:w="100" w:type="dxa"/>
@@ -8751,6 +8890,9 @@
               <w:keepNext/>
               <w:jc w:val="center"/>
             </w:pPr>
+            <w:r>
+              <w:t>0,739</w:t>
+            </w:r>
           </w:p>
         </w:tc>
         <w:tc>
@@ -8762,7 +8904,6 @@
               <w:bottom w:val="single" w:sz="4" w:space="0" w:color="000000"/>
               <w:right w:val="single" w:sz="4" w:space="0" w:color="000000"/>
             </w:tcBorders>
-            <w:shd w:val="clear" w:color="auto" w:fill="FFF2A8"/>
             <w:tcMar>
               <w:top w:w="60" w:type="dxa"/>
               <w:left w:w="100" w:type="dxa"/>
@@ -8776,6 +8917,9 @@
               <w:keepNext/>
               <w:jc w:val="center"/>
             </w:pPr>
+            <w:r>
+              <w:t>0,505</w:t>
+            </w:r>
           </w:p>
         </w:tc>
         <w:tc>
@@ -8787,7 +8931,6 @@
               <w:bottom w:val="single" w:sz="4" w:space="0" w:color="000000"/>
               <w:right w:val="single" w:sz="4" w:space="0" w:color="000000"/>
             </w:tcBorders>
-            <w:shd w:val="clear" w:color="auto" w:fill="FFF2A8"/>
             <w:tcMar>
               <w:top w:w="60" w:type="dxa"/>
               <w:left w:w="100" w:type="dxa"/>
@@ -8801,6 +8944,9 @@
               <w:keepNext/>
               <w:jc w:val="center"/>
             </w:pPr>
+            <w:r>
+              <w:t>0,739</w:t>
+            </w:r>
           </w:p>
         </w:tc>
         <w:tc>
@@ -8812,7 +8958,6 @@
               <w:bottom w:val="single" w:sz="4" w:space="0" w:color="000000"/>
               <w:right w:val="single" w:sz="4" w:space="0" w:color="000000"/>
             </w:tcBorders>
-            <w:shd w:val="clear" w:color="auto" w:fill="FFF2A8"/>
             <w:tcMar>
               <w:top w:w="60" w:type="dxa"/>
               <w:left w:w="100" w:type="dxa"/>
@@ -8826,6 +8971,9 @@
               <w:keepNext/>
               <w:jc w:val="center"/>
             </w:pPr>
+            <w:r>
+              <w:t>0,600</w:t>
+            </w:r>
           </w:p>
         </w:tc>
         <w:tc>
@@ -8837,7 +8985,6 @@
               <w:bottom w:val="single" w:sz="4" w:space="0" w:color="000000"/>
               <w:right w:val="single" w:sz="4" w:space="0" w:color="000000"/>
             </w:tcBorders>
-            <w:shd w:val="clear" w:color="auto" w:fill="FFF2A8"/>
             <w:tcMar>
               <w:top w:w="60" w:type="dxa"/>
               <w:left w:w="100" w:type="dxa"/>
@@ -8851,6 +8998,9 @@
               <w:keepNext/>
               <w:jc w:val="center"/>
             </w:pPr>
+            <w:r>
+              <w:t>0,703</w:t>
+            </w:r>
           </w:p>
         </w:tc>
         <w:tc>
@@ -8862,7 +9012,6 @@
               <w:bottom w:val="single" w:sz="4" w:space="0" w:color="000000"/>
               <w:right w:val="single" w:sz="4" w:space="0" w:color="000000"/>
             </w:tcBorders>
-            <w:shd w:val="clear" w:color="auto" w:fill="FFF2A8"/>
             <w:tcMar>
               <w:top w:w="60" w:type="dxa"/>
               <w:left w:w="100" w:type="dxa"/>
@@ -8876,6 +9025,9 @@
               <w:keepNext/>
               <w:jc w:val="center"/>
             </w:pPr>
+            <w:r>
+              <w:t>0,817</w:t>
+            </w:r>
           </w:p>
         </w:tc>
       </w:tr>
@@ -8931,7 +9083,6 @@
               <w:bottom w:val="single" w:sz="4" w:space="0" w:color="000000"/>
               <w:right w:val="single" w:sz="4" w:space="0" w:color="000000"/>
             </w:tcBorders>
-            <w:shd w:val="clear" w:color="auto" w:fill="FFF2A8"/>
             <w:tcMar>
               <w:top w:w="60" w:type="dxa"/>
               <w:left w:w="100" w:type="dxa"/>
@@ -8945,6 +9096,9 @@
               <w:keepNext/>
               <w:jc w:val="center"/>
             </w:pPr>
+            <w:r>
+              <w:t>0,742</w:t>
+            </w:r>
           </w:p>
         </w:tc>
         <w:tc>
@@ -8956,7 +9110,6 @@
               <w:bottom w:val="single" w:sz="4" w:space="0" w:color="000000"/>
               <w:right w:val="single" w:sz="4" w:space="0" w:color="000000"/>
             </w:tcBorders>
-            <w:shd w:val="clear" w:color="auto" w:fill="FFF2A8"/>
             <w:tcMar>
               <w:top w:w="60" w:type="dxa"/>
               <w:left w:w="100" w:type="dxa"/>
@@ -8970,6 +9123,9 @@
               <w:keepNext/>
               <w:jc w:val="center"/>
             </w:pPr>
+            <w:r>
+              <w:t>0,508</w:t>
+            </w:r>
           </w:p>
         </w:tc>
         <w:tc>
@@ -8981,7 +9137,6 @@
               <w:bottom w:val="single" w:sz="4" w:space="0" w:color="000000"/>
               <w:right w:val="single" w:sz="4" w:space="0" w:color="000000"/>
             </w:tcBorders>
-            <w:shd w:val="clear" w:color="auto" w:fill="FFF2A8"/>
             <w:tcMar>
               <w:top w:w="60" w:type="dxa"/>
               <w:left w:w="100" w:type="dxa"/>
@@ -8995,6 +9150,9 @@
               <w:keepNext/>
               <w:jc w:val="center"/>
             </w:pPr>
+            <w:r>
+              <w:t>0,750</w:t>
+            </w:r>
           </w:p>
         </w:tc>
         <w:tc>
@@ -9006,7 +9164,6 @@
               <w:bottom w:val="single" w:sz="4" w:space="0" w:color="000000"/>
               <w:right w:val="single" w:sz="4" w:space="0" w:color="000000"/>
             </w:tcBorders>
-            <w:shd w:val="clear" w:color="auto" w:fill="FFF2A8"/>
             <w:tcMar>
               <w:top w:w="60" w:type="dxa"/>
               <w:left w:w="100" w:type="dxa"/>
@@ -9020,6 +9177,9 @@
               <w:keepNext/>
               <w:jc w:val="center"/>
             </w:pPr>
+            <w:r>
+              <w:t>0,606</w:t>
+            </w:r>
           </w:p>
         </w:tc>
         <w:tc>
@@ -9031,7 +9191,6 @@
               <w:bottom w:val="single" w:sz="4" w:space="0" w:color="000000"/>
               <w:right w:val="single" w:sz="4" w:space="0" w:color="000000"/>
             </w:tcBorders>
-            <w:shd w:val="clear" w:color="auto" w:fill="FFF2A8"/>
             <w:tcMar>
               <w:top w:w="60" w:type="dxa"/>
               <w:left w:w="100" w:type="dxa"/>
@@ -9045,6 +9204,9 @@
               <w:keepNext/>
               <w:jc w:val="center"/>
             </w:pPr>
+            <w:r>
+              <w:t>0,707</w:t>
+            </w:r>
           </w:p>
         </w:tc>
         <w:tc>
@@ -9056,7 +9218,6 @@
               <w:bottom w:val="single" w:sz="4" w:space="0" w:color="000000"/>
               <w:right w:val="single" w:sz="4" w:space="0" w:color="000000"/>
             </w:tcBorders>
-            <w:shd w:val="clear" w:color="auto" w:fill="FFF2A8"/>
             <w:tcMar>
               <w:top w:w="60" w:type="dxa"/>
               <w:left w:w="100" w:type="dxa"/>
@@ -9070,6 +9231,9 @@
               <w:keepNext/>
               <w:jc w:val="center"/>
             </w:pPr>
+            <w:r>
+              <w:t>0,826</w:t>
+            </w:r>
           </w:p>
         </w:tc>
       </w:tr>
@@ -9134,7 +9298,6 @@
               <w:bottom w:val="single" w:sz="4" w:space="0" w:color="000000"/>
               <w:right w:val="single" w:sz="4" w:space="0" w:color="000000"/>
             </w:tcBorders>
-            <w:shd w:val="clear" w:color="auto" w:fill="FFF2A8"/>
             <w:tcMar>
               <w:top w:w="60" w:type="dxa"/>
               <w:left w:w="100" w:type="dxa"/>
@@ -9148,6 +9311,9 @@
               <w:keepNext/>
               <w:jc w:val="center"/>
             </w:pPr>
+            <w:r>
+              <w:t>0,781</w:t>
+            </w:r>
           </w:p>
         </w:tc>
         <w:tc>
@@ -9159,7 +9325,6 @@
               <w:bottom w:val="single" w:sz="4" w:space="0" w:color="000000"/>
               <w:right w:val="single" w:sz="4" w:space="0" w:color="000000"/>
             </w:tcBorders>
-            <w:shd w:val="clear" w:color="auto" w:fill="FFF2A8"/>
             <w:tcMar>
               <w:top w:w="60" w:type="dxa"/>
               <w:left w:w="100" w:type="dxa"/>
@@ -9173,6 +9338,9 @@
               <w:keepNext/>
               <w:jc w:val="center"/>
             </w:pPr>
+            <w:r>
+              <w:t>0,570</w:t>
+            </w:r>
           </w:p>
         </w:tc>
         <w:tc>
@@ -9184,7 +9352,6 @@
               <w:bottom w:val="single" w:sz="4" w:space="0" w:color="000000"/>
               <w:right w:val="single" w:sz="4" w:space="0" w:color="000000"/>
             </w:tcBorders>
-            <w:shd w:val="clear" w:color="auto" w:fill="FFF2A8"/>
             <w:tcMar>
               <w:top w:w="60" w:type="dxa"/>
               <w:left w:w="100" w:type="dxa"/>
@@ -9198,6 +9365,9 @@
               <w:keepNext/>
               <w:jc w:val="center"/>
             </w:pPr>
+            <w:r>
+              <w:t>0,704</w:t>
+            </w:r>
           </w:p>
         </w:tc>
         <w:tc>
@@ -9209,7 +9379,6 @@
               <w:bottom w:val="single" w:sz="4" w:space="0" w:color="000000"/>
               <w:right w:val="single" w:sz="4" w:space="0" w:color="000000"/>
             </w:tcBorders>
-            <w:shd w:val="clear" w:color="auto" w:fill="FFF2A8"/>
             <w:tcMar>
               <w:top w:w="60" w:type="dxa"/>
               <w:left w:w="100" w:type="dxa"/>
@@ -9222,7 +9391,13 @@
             <w:pPr>
               <w:keepNext/>
               <w:jc w:val="center"/>
-            </w:pPr>
+              <w:rPr>
+                <w:lang w:val="en-US"/>
+              </w:rPr>
+            </w:pPr>
+            <w:r>
+              <w:t>0,630</w:t>
+            </w:r>
           </w:p>
         </w:tc>
         <w:tc>
@@ -9234,7 +9409,6 @@
               <w:bottom w:val="single" w:sz="4" w:space="0" w:color="000000"/>
               <w:right w:val="single" w:sz="4" w:space="0" w:color="000000"/>
             </w:tcBorders>
-            <w:shd w:val="clear" w:color="auto" w:fill="FFF2A8"/>
             <w:tcMar>
               <w:top w:w="60" w:type="dxa"/>
               <w:left w:w="100" w:type="dxa"/>
@@ -9248,6 +9422,9 @@
               <w:keepNext/>
               <w:jc w:val="center"/>
             </w:pPr>
+            <w:r>
+              <w:t>0,737</w:t>
+            </w:r>
           </w:p>
         </w:tc>
         <w:tc>
@@ -9259,7 +9436,6 @@
               <w:bottom w:val="single" w:sz="4" w:space="0" w:color="000000"/>
               <w:right w:val="single" w:sz="4" w:space="0" w:color="000000"/>
             </w:tcBorders>
-            <w:shd w:val="clear" w:color="auto" w:fill="FFF2A8"/>
             <w:tcMar>
               <w:top w:w="60" w:type="dxa"/>
               <w:left w:w="100" w:type="dxa"/>
@@ -9273,6 +9449,9 @@
               <w:keepNext/>
               <w:jc w:val="center"/>
             </w:pPr>
+            <w:r>
+              <w:t>0,839</w:t>
+            </w:r>
           </w:p>
         </w:tc>
       </w:tr>
@@ -9337,7 +9516,6 @@
               <w:bottom w:val="single" w:sz="4" w:space="0" w:color="000000"/>
               <w:right w:val="single" w:sz="4" w:space="0" w:color="000000"/>
             </w:tcBorders>
-            <w:shd w:val="clear" w:color="auto" w:fill="FFF2A8"/>
             <w:tcMar>
               <w:top w:w="60" w:type="dxa"/>
               <w:left w:w="100" w:type="dxa"/>
@@ -9351,6 +9529,9 @@
               <w:keepNext/>
               <w:jc w:val="center"/>
             </w:pPr>
+            <w:r>
+              <w:t>0,772</w:t>
+            </w:r>
           </w:p>
         </w:tc>
         <w:tc>
@@ -9362,7 +9543,6 @@
               <w:bottom w:val="single" w:sz="4" w:space="0" w:color="000000"/>
               <w:right w:val="single" w:sz="4" w:space="0" w:color="000000"/>
             </w:tcBorders>
-            <w:shd w:val="clear" w:color="auto" w:fill="FFF2A8"/>
             <w:tcMar>
               <w:top w:w="60" w:type="dxa"/>
               <w:left w:w="100" w:type="dxa"/>
@@ -9376,6 +9556,9 @@
               <w:keepNext/>
               <w:jc w:val="center"/>
             </w:pPr>
+            <w:r>
+              <w:t>0,550</w:t>
+            </w:r>
           </w:p>
         </w:tc>
         <w:tc>
@@ -9387,7 +9570,6 @@
               <w:bottom w:val="single" w:sz="4" w:space="0" w:color="000000"/>
               <w:right w:val="single" w:sz="4" w:space="0" w:color="000000"/>
             </w:tcBorders>
-            <w:shd w:val="clear" w:color="auto" w:fill="FFF2A8"/>
             <w:tcMar>
               <w:top w:w="60" w:type="dxa"/>
               <w:left w:w="100" w:type="dxa"/>
@@ -9401,6 +9583,9 @@
               <w:keepNext/>
               <w:jc w:val="center"/>
             </w:pPr>
+            <w:r>
+              <w:t>0,747</w:t>
+            </w:r>
           </w:p>
         </w:tc>
         <w:tc>
@@ -9412,7 +9597,6 @@
               <w:bottom w:val="single" w:sz="4" w:space="0" w:color="000000"/>
               <w:right w:val="single" w:sz="4" w:space="0" w:color="000000"/>
             </w:tcBorders>
-            <w:shd w:val="clear" w:color="auto" w:fill="FFF2A8"/>
             <w:tcMar>
               <w:top w:w="60" w:type="dxa"/>
               <w:left w:w="100" w:type="dxa"/>
@@ -9426,6 +9610,9 @@
               <w:keepNext/>
               <w:jc w:val="center"/>
             </w:pPr>
+            <w:r>
+              <w:t>0,634</w:t>
+            </w:r>
           </w:p>
         </w:tc>
         <w:tc>
@@ -9437,7 +9624,6 @@
               <w:bottom w:val="single" w:sz="4" w:space="0" w:color="000000"/>
               <w:right w:val="single" w:sz="4" w:space="0" w:color="000000"/>
             </w:tcBorders>
-            <w:shd w:val="clear" w:color="auto" w:fill="FFF2A8"/>
             <w:tcMar>
               <w:top w:w="60" w:type="dxa"/>
               <w:left w:w="100" w:type="dxa"/>
@@ -9451,6 +9637,9 @@
               <w:keepNext/>
               <w:jc w:val="center"/>
             </w:pPr>
+            <w:r>
+              <w:t>0,734</w:t>
+            </w:r>
           </w:p>
         </w:tc>
         <w:tc>
@@ -9462,7 +9651,6 @@
               <w:bottom w:val="single" w:sz="4" w:space="0" w:color="000000"/>
               <w:right w:val="single" w:sz="4" w:space="0" w:color="000000"/>
             </w:tcBorders>
-            <w:shd w:val="clear" w:color="auto" w:fill="FFF2A8"/>
             <w:tcMar>
               <w:top w:w="60" w:type="dxa"/>
               <w:left w:w="100" w:type="dxa"/>
@@ -9476,6 +9664,9 @@
               <w:keepNext/>
               <w:jc w:val="center"/>
             </w:pPr>
+            <w:r>
+              <w:t>0,840</w:t>
+            </w:r>
           </w:p>
         </w:tc>
       </w:tr>
@@ -9547,7 +9738,6 @@
               <w:bottom w:val="single" w:sz="4" w:space="0" w:color="000000"/>
               <w:right w:val="single" w:sz="4" w:space="0" w:color="000000"/>
             </w:tcBorders>
-            <w:shd w:val="clear" w:color="auto" w:fill="FFF2A8"/>
             <w:tcMar>
               <w:top w:w="60" w:type="dxa"/>
               <w:left w:w="100" w:type="dxa"/>
@@ -9561,6 +9751,9 @@
               <w:keepNext/>
               <w:jc w:val="center"/>
             </w:pPr>
+            <w:r>
+              <w:t>0,774</w:t>
+            </w:r>
           </w:p>
         </w:tc>
         <w:tc>
@@ -9572,7 +9765,6 @@
               <w:bottom w:val="single" w:sz="4" w:space="0" w:color="000000"/>
               <w:right w:val="single" w:sz="4" w:space="0" w:color="000000"/>
             </w:tcBorders>
-            <w:shd w:val="clear" w:color="auto" w:fill="FFF2A8"/>
             <w:tcMar>
               <w:top w:w="60" w:type="dxa"/>
               <w:left w:w="100" w:type="dxa"/>
@@ -9586,6 +9778,9 @@
               <w:keepNext/>
               <w:jc w:val="center"/>
             </w:pPr>
+            <w:r>
+              <w:t>0,557</w:t>
+            </w:r>
           </w:p>
         </w:tc>
         <w:tc>
@@ -9597,7 +9792,6 @@
               <w:bottom w:val="single" w:sz="4" w:space="0" w:color="000000"/>
               <w:right w:val="single" w:sz="4" w:space="0" w:color="000000"/>
             </w:tcBorders>
-            <w:shd w:val="clear" w:color="auto" w:fill="FFF2A8"/>
             <w:tcMar>
               <w:top w:w="60" w:type="dxa"/>
               <w:left w:w="100" w:type="dxa"/>
@@ -9611,6 +9805,9 @@
               <w:keepNext/>
               <w:jc w:val="center"/>
             </w:pPr>
+            <w:r>
+              <w:t>0,720</w:t>
+            </w:r>
           </w:p>
         </w:tc>
         <w:tc>
@@ -9622,7 +9819,6 @@
               <w:bottom w:val="single" w:sz="4" w:space="0" w:color="000000"/>
               <w:right w:val="single" w:sz="4" w:space="0" w:color="000000"/>
             </w:tcBorders>
-            <w:shd w:val="clear" w:color="auto" w:fill="FFF2A8"/>
             <w:tcMar>
               <w:top w:w="60" w:type="dxa"/>
               <w:left w:w="100" w:type="dxa"/>
@@ -9636,6 +9832,9 @@
               <w:keepNext/>
               <w:jc w:val="center"/>
             </w:pPr>
+            <w:r>
+              <w:t>0,628</w:t>
+            </w:r>
           </w:p>
         </w:tc>
         <w:tc>
@@ -9647,7 +9846,6 @@
               <w:bottom w:val="single" w:sz="4" w:space="0" w:color="000000"/>
               <w:right w:val="single" w:sz="4" w:space="0" w:color="000000"/>
             </w:tcBorders>
-            <w:shd w:val="clear" w:color="auto" w:fill="FFF2A8"/>
             <w:tcMar>
               <w:top w:w="60" w:type="dxa"/>
               <w:left w:w="100" w:type="dxa"/>
@@ -9661,6 +9859,9 @@
               <w:keepNext/>
               <w:jc w:val="center"/>
             </w:pPr>
+            <w:r>
+              <w:t>0,733</w:t>
+            </w:r>
           </w:p>
         </w:tc>
         <w:tc>
@@ -9672,7 +9873,6 @@
               <w:bottom w:val="single" w:sz="4" w:space="0" w:color="000000"/>
               <w:right w:val="single" w:sz="4" w:space="0" w:color="000000"/>
             </w:tcBorders>
-            <w:shd w:val="clear" w:color="auto" w:fill="FFF2A8"/>
             <w:tcMar>
               <w:top w:w="60" w:type="dxa"/>
               <w:left w:w="100" w:type="dxa"/>
@@ -9686,6 +9886,9 @@
               <w:keepNext/>
               <w:jc w:val="center"/>
             </w:pPr>
+            <w:r>
+              <w:t>0,841</w:t>
+            </w:r>
           </w:p>
         </w:tc>
       </w:tr>
@@ -9734,7 +9937,6 @@
               <w:bottom w:val="single" w:sz="4" w:space="0" w:color="000000"/>
               <w:right w:val="single" w:sz="4" w:space="0" w:color="000000"/>
             </w:tcBorders>
-            <w:shd w:val="clear" w:color="auto" w:fill="FFF2A8"/>
             <w:tcMar>
               <w:top w:w="60" w:type="dxa"/>
               <w:left w:w="100" w:type="dxa"/>
@@ -9748,6 +9950,9 @@
               <w:keepNext/>
               <w:jc w:val="center"/>
             </w:pPr>
+            <w:r>
+              <w:t>0,782</w:t>
+            </w:r>
           </w:p>
         </w:tc>
         <w:tc>
@@ -9759,7 +9964,6 @@
               <w:bottom w:val="single" w:sz="4" w:space="0" w:color="000000"/>
               <w:right w:val="single" w:sz="4" w:space="0" w:color="000000"/>
             </w:tcBorders>
-            <w:shd w:val="clear" w:color="auto" w:fill="FFF2A8"/>
             <w:tcMar>
               <w:top w:w="60" w:type="dxa"/>
               <w:left w:w="100" w:type="dxa"/>
@@ -9773,6 +9977,9 @@
               <w:keepNext/>
               <w:jc w:val="center"/>
             </w:pPr>
+            <w:r>
+              <w:t>0,579</w:t>
+            </w:r>
           </w:p>
         </w:tc>
         <w:tc>
@@ -9784,7 +9991,6 @@
               <w:bottom w:val="single" w:sz="4" w:space="0" w:color="000000"/>
               <w:right w:val="single" w:sz="4" w:space="0" w:color="000000"/>
             </w:tcBorders>
-            <w:shd w:val="clear" w:color="auto" w:fill="FFF2A8"/>
             <w:tcMar>
               <w:top w:w="60" w:type="dxa"/>
               <w:left w:w="100" w:type="dxa"/>
@@ -9798,6 +10004,9 @@
               <w:keepNext/>
               <w:jc w:val="center"/>
             </w:pPr>
+            <w:r>
+              <w:t>0,651</w:t>
+            </w:r>
           </w:p>
         </w:tc>
         <w:tc>
@@ -9809,7 +10018,6 @@
               <w:bottom w:val="single" w:sz="4" w:space="0" w:color="000000"/>
               <w:right w:val="single" w:sz="4" w:space="0" w:color="000000"/>
             </w:tcBorders>
-            <w:shd w:val="clear" w:color="auto" w:fill="FFF2A8"/>
             <w:tcMar>
               <w:top w:w="60" w:type="dxa"/>
               <w:left w:w="100" w:type="dxa"/>
@@ -9823,6 +10031,9 @@
               <w:keepNext/>
               <w:jc w:val="center"/>
             </w:pPr>
+            <w:r>
+              <w:t>0,613</w:t>
+            </w:r>
           </w:p>
         </w:tc>
         <w:tc>
@@ -9834,7 +10045,6 @@
               <w:bottom w:val="single" w:sz="4" w:space="0" w:color="000000"/>
               <w:right w:val="single" w:sz="4" w:space="0" w:color="000000"/>
             </w:tcBorders>
-            <w:shd w:val="clear" w:color="auto" w:fill="FFF2A8"/>
             <w:tcMar>
               <w:top w:w="60" w:type="dxa"/>
               <w:left w:w="100" w:type="dxa"/>
@@ -9848,6 +10058,9 @@
               <w:keepNext/>
               <w:jc w:val="center"/>
             </w:pPr>
+            <w:r>
+              <w:t>0,731</w:t>
+            </w:r>
           </w:p>
         </w:tc>
         <w:tc>
@@ -9859,7 +10072,6 @@
               <w:bottom w:val="single" w:sz="4" w:space="0" w:color="000000"/>
               <w:right w:val="single" w:sz="4" w:space="0" w:color="000000"/>
             </w:tcBorders>
-            <w:shd w:val="clear" w:color="auto" w:fill="FFF2A8"/>
             <w:tcMar>
               <w:top w:w="60" w:type="dxa"/>
               <w:left w:w="100" w:type="dxa"/>
@@ -9873,6 +10085,9 @@
               <w:keepNext/>
               <w:jc w:val="center"/>
             </w:pPr>
+            <w:r>
+              <w:t>0,832</w:t>
+            </w:r>
           </w:p>
         </w:tc>
       </w:tr>
@@ -9901,85 +10116,150 @@
         <w:jc w:val="both"/>
       </w:pPr>
       <w:r>
-        <w:t xml:space="preserve">Лучшая модель на сырых данных по F1 (Yes) — </w:t>
+        <w:t>Лучшая</w:t>
+      </w:r>
+      <w:r>
+        <w:t xml:space="preserve"> </w:t>
+      </w:r>
+      <w:r>
+        <w:t>модель</w:t>
+      </w:r>
+      <w:r>
+        <w:t xml:space="preserve"> </w:t>
+      </w:r>
+      <w:r>
+        <w:t>на</w:t>
+      </w:r>
+      <w:r>
+        <w:t xml:space="preserve"> </w:t>
+      </w:r>
+      <w:r>
+        <w:t>сырых</w:t>
+      </w:r>
+      <w:r>
+        <w:t xml:space="preserve"> </w:t>
+      </w:r>
+      <w:r>
+        <w:t>данных</w:t>
+      </w:r>
+      <w:r>
+        <w:t xml:space="preserve"> </w:t>
+      </w:r>
+      <w:r>
+        <w:t>по</w:t>
+      </w:r>
+      <w:r>
+        <w:t xml:space="preserve"> </w:t>
       </w:r>
       <w:r>
         <w:rPr>
-          <w:shd w:val="clear" w:color="auto" w:fill="FFFF00"/>
+          <w:lang w:val="en-US"/>
         </w:rPr>
-        <w:t>[название]</w:t>
-      </w:r>
-      <w:r>
-        <w:t xml:space="preserve"> (F1 = </w:t>
+        <w:t>F</w:t>
+      </w:r>
+      <w:r>
+        <w:t>1 (</w:t>
       </w:r>
       <w:r>
         <w:rPr>
-          <w:shd w:val="clear" w:color="auto" w:fill="FFFF00"/>
+          <w:lang w:val="en-US"/>
         </w:rPr>
-        <w:t>[X]</w:t>
-      </w:r>
-      <w:r>
-        <w:t xml:space="preserve">, </w:t>
+        <w:t>Yes</w:t>
+      </w:r>
+      <w:r>
+        <w:t xml:space="preserve">) — </w:t>
+      </w:r>
+      <w:r>
+        <w:rPr>
+          <w:lang w:val="en-US"/>
+        </w:rPr>
+        <w:t>Logistic</w:t>
+      </w:r>
+      <w:r>
+        <w:t xml:space="preserve"> </w:t>
+      </w:r>
+      <w:r>
+        <w:rPr>
+          <w:lang w:val="en-US"/>
+        </w:rPr>
+        <w:t>Regression</w:t>
+      </w:r>
+      <w:r>
+        <w:t xml:space="preserve"> (</w:t>
+      </w:r>
+      <w:r>
+        <w:rPr>
+          <w:lang w:val="en-US"/>
+        </w:rPr>
+        <w:t>F</w:t>
+      </w:r>
+      <w:r>
+        <w:t xml:space="preserve">1 = 0,608, </w:t>
+      </w:r>
+      <w:r>
+        <w:rPr>
+          <w:lang w:val="en-US"/>
+        </w:rPr>
+        <w:t>Recall</w:t>
+      </w:r>
+      <w:r>
+        <w:t xml:space="preserve"> = 0,575), </w:t>
+      </w:r>
+      <w:r>
+        <w:t>на</w:t>
+      </w:r>
+      <w:r>
+        <w:t xml:space="preserve"> </w:t>
       </w:r>
       <w:proofErr w:type="spellStart"/>
       <w:r>
+        <w:t>предобработанных</w:t>
+      </w:r>
+      <w:proofErr w:type="spellEnd"/>
+      <w:r>
+        <w:t xml:space="preserve"> </w:t>
+      </w:r>
+      <w:r>
+        <w:t>данных</w:t>
+      </w:r>
+      <w:r>
+        <w:t xml:space="preserve"> — </w:t>
+      </w:r>
+      <w:r>
+        <w:rPr>
+          <w:lang w:val="en-US"/>
+        </w:rPr>
+        <w:t>Gradient</w:t>
+      </w:r>
+      <w:r>
+        <w:t xml:space="preserve"> </w:t>
+      </w:r>
+      <w:r>
+        <w:rPr>
+          <w:lang w:val="en-US"/>
+        </w:rPr>
+        <w:t>Boosting</w:t>
+      </w:r>
+      <w:r>
+        <w:t xml:space="preserve"> (</w:t>
+      </w:r>
+      <w:r>
+        <w:rPr>
+          <w:lang w:val="en-US"/>
+        </w:rPr>
+        <w:t>F</w:t>
+      </w:r>
+      <w:r>
+        <w:t xml:space="preserve">1 = 0,634, </w:t>
+      </w:r>
+      <w:r>
+        <w:rPr>
+          <w:lang w:val="en-US"/>
+        </w:rPr>
         <w:t>Recall</w:t>
       </w:r>
-      <w:proofErr w:type="spellEnd"/>
-      <w:r>
-        <w:t xml:space="preserve"> = </w:t>
-      </w:r>
-      <w:r>
-        <w:rPr>
-          <w:shd w:val="clear" w:color="auto" w:fill="FFFF00"/>
-        </w:rPr>
-        <w:t>[X]</w:t>
-      </w:r>
-      <w:r>
-        <w:t xml:space="preserve">), на </w:t>
-      </w:r>
-      <w:proofErr w:type="spellStart"/>
-      <w:r>
-        <w:t>предобработанных</w:t>
-      </w:r>
-      <w:proofErr w:type="spellEnd"/>
-      <w:r>
-        <w:t xml:space="preserve"> данных — </w:t>
-      </w:r>
-      <w:r>
-        <w:rPr>
-          <w:shd w:val="clear" w:color="auto" w:fill="FFFF00"/>
-        </w:rPr>
-        <w:t>[название]</w:t>
-      </w:r>
-      <w:r>
-        <w:t xml:space="preserve"> (F1 = </w:t>
-      </w:r>
-      <w:r>
-        <w:rPr>
-          <w:shd w:val="clear" w:color="auto" w:fill="FFFF00"/>
-        </w:rPr>
-        <w:t>[X]</w:t>
-      </w:r>
-      <w:r>
-        <w:t xml:space="preserve">, </w:t>
-      </w:r>
-      <w:proofErr w:type="spellStart"/>
-      <w:r>
-        <w:t>Recall</w:t>
-      </w:r>
-      <w:proofErr w:type="spellEnd"/>
-      <w:r>
-        <w:t xml:space="preserve"> = </w:t>
-      </w:r>
-      <w:r>
-        <w:rPr>
-          <w:shd w:val="clear" w:color="auto" w:fill="FFFF00"/>
-        </w:rPr>
-        <w:t>[X]</w:t>
-      </w:r>
-      <w:r>
-        <w:t>).</w:t>
+      <w:r>
+        <w:t xml:space="preserve"> = 0,747).</w:t>
       </w:r>
     </w:p>
     <w:p>
@@ -10088,6 +10368,7 @@
               <w:rPr>
                 <w:b/>
                 <w:bCs/>
+                <w:noProof/>
                 <w:shd w:val="clear" w:color="auto" w:fill="FFFF00"/>
               </w:rPr>
               <w:lastRenderedPageBreak/>
@@ -10107,7 +10388,7 @@
                           <pic:cNvPicPr/>
                         </pic:nvPicPr>
                         <pic:blipFill>
-                          <a:blip r:embed="rId10"/>
+                          <a:blip r:embed="rId11"/>
                           <a:stretch>
                             <a:fillRect/>
                           </a:stretch>
@@ -10445,7 +10726,6 @@
               <w:bottom w:val="single" w:sz="4" w:space="0" w:color="000000"/>
               <w:right w:val="single" w:sz="4" w:space="0" w:color="000000"/>
             </w:tcBorders>
-            <w:shd w:val="clear" w:color="auto" w:fill="FFF2A8"/>
             <w:tcMar>
               <w:top w:w="60" w:type="dxa"/>
               <w:left w:w="100" w:type="dxa"/>
@@ -10459,6 +10739,12 @@
               <w:keepNext/>
               <w:jc w:val="center"/>
             </w:pPr>
+            <w:r>
+              <w:t>-</w:t>
+            </w:r>
+            <w:r>
+              <w:t>0,049</w:t>
+            </w:r>
           </w:p>
         </w:tc>
         <w:tc>
@@ -10470,7 +10756,6 @@
               <w:bottom w:val="single" w:sz="4" w:space="0" w:color="000000"/>
               <w:right w:val="single" w:sz="4" w:space="0" w:color="000000"/>
             </w:tcBorders>
-            <w:shd w:val="clear" w:color="auto" w:fill="FFF2A8"/>
             <w:tcMar>
               <w:top w:w="60" w:type="dxa"/>
               <w:left w:w="100" w:type="dxa"/>
@@ -10484,6 +10769,9 @@
               <w:keepNext/>
               <w:jc w:val="center"/>
             </w:pPr>
+            <w:r>
+              <w:t>0,191</w:t>
+            </w:r>
           </w:p>
         </w:tc>
         <w:tc>
@@ -10495,7 +10783,6 @@
               <w:bottom w:val="single" w:sz="4" w:space="0" w:color="000000"/>
               <w:right w:val="single" w:sz="4" w:space="0" w:color="000000"/>
             </w:tcBorders>
-            <w:shd w:val="clear" w:color="auto" w:fill="FFF2A8"/>
             <w:tcMar>
               <w:top w:w="60" w:type="dxa"/>
               <w:left w:w="100" w:type="dxa"/>
@@ -10509,6 +10796,9 @@
               <w:keepNext/>
               <w:jc w:val="center"/>
             </w:pPr>
+            <w:r>
+              <w:t>0,014</w:t>
+            </w:r>
           </w:p>
         </w:tc>
         <w:tc>
@@ -10520,7 +10810,6 @@
               <w:bottom w:val="single" w:sz="4" w:space="0" w:color="000000"/>
               <w:right w:val="single" w:sz="4" w:space="0" w:color="000000"/>
             </w:tcBorders>
-            <w:shd w:val="clear" w:color="auto" w:fill="FFF2A8"/>
             <w:tcMar>
               <w:top w:w="60" w:type="dxa"/>
               <w:left w:w="100" w:type="dxa"/>
@@ -10534,6 +10823,9 @@
               <w:keepNext/>
               <w:jc w:val="center"/>
             </w:pPr>
+            <w:r>
+              <w:t>0,002</w:t>
+            </w:r>
           </w:p>
         </w:tc>
       </w:tr>
@@ -10580,7 +10872,6 @@
               <w:bottom w:val="single" w:sz="4" w:space="0" w:color="000000"/>
               <w:right w:val="single" w:sz="4" w:space="0" w:color="000000"/>
             </w:tcBorders>
-            <w:shd w:val="clear" w:color="auto" w:fill="FFF2A8"/>
             <w:tcMar>
               <w:top w:w="60" w:type="dxa"/>
               <w:left w:w="100" w:type="dxa"/>
@@ -10594,6 +10885,9 @@
               <w:keepNext/>
               <w:jc w:val="center"/>
             </w:pPr>
+            <w:r>
+              <w:t>−0,037</w:t>
+            </w:r>
           </w:p>
         </w:tc>
         <w:tc>
@@ -10605,7 +10899,6 @@
               <w:bottom w:val="single" w:sz="4" w:space="0" w:color="000000"/>
               <w:right w:val="single" w:sz="4" w:space="0" w:color="000000"/>
             </w:tcBorders>
-            <w:shd w:val="clear" w:color="auto" w:fill="FFF2A8"/>
             <w:tcMar>
               <w:top w:w="60" w:type="dxa"/>
               <w:left w:w="100" w:type="dxa"/>
@@ -10619,6 +10912,9 @@
               <w:keepNext/>
               <w:jc w:val="center"/>
             </w:pPr>
+            <w:r>
+              <w:t>0,271</w:t>
+            </w:r>
           </w:p>
         </w:tc>
         <w:tc>
@@ -10630,7 +10926,6 @@
               <w:bottom w:val="single" w:sz="4" w:space="0" w:color="000000"/>
               <w:right w:val="single" w:sz="4" w:space="0" w:color="000000"/>
             </w:tcBorders>
-            <w:shd w:val="clear" w:color="auto" w:fill="FFF2A8"/>
             <w:tcMar>
               <w:top w:w="60" w:type="dxa"/>
               <w:left w:w="100" w:type="dxa"/>
@@ -10644,6 +10939,9 @@
               <w:keepNext/>
               <w:jc w:val="center"/>
             </w:pPr>
+            <w:r>
+              <w:t>0,088</w:t>
+            </w:r>
           </w:p>
         </w:tc>
         <w:tc>
@@ -10655,7 +10953,6 @@
               <w:bottom w:val="single" w:sz="4" w:space="0" w:color="000000"/>
               <w:right w:val="single" w:sz="4" w:space="0" w:color="000000"/>
             </w:tcBorders>
-            <w:shd w:val="clear" w:color="auto" w:fill="FFF2A8"/>
             <w:tcMar>
               <w:top w:w="60" w:type="dxa"/>
               <w:left w:w="100" w:type="dxa"/>
@@ -10669,6 +10966,9 @@
               <w:keepNext/>
               <w:jc w:val="center"/>
             </w:pPr>
+            <w:r>
+              <w:t>0,038</w:t>
+            </w:r>
           </w:p>
         </w:tc>
       </w:tr>
@@ -10715,7 +11015,6 @@
               <w:bottom w:val="single" w:sz="4" w:space="0" w:color="000000"/>
               <w:right w:val="single" w:sz="4" w:space="0" w:color="000000"/>
             </w:tcBorders>
-            <w:shd w:val="clear" w:color="auto" w:fill="FFF2A8"/>
             <w:tcMar>
               <w:top w:w="60" w:type="dxa"/>
               <w:left w:w="100" w:type="dxa"/>
@@ -10729,6 +11028,9 @@
               <w:keepNext/>
               <w:jc w:val="center"/>
             </w:pPr>
+            <w:r>
+              <w:t>0,040</w:t>
+            </w:r>
           </w:p>
         </w:tc>
         <w:tc>
@@ -10740,7 +11042,6 @@
               <w:bottom w:val="single" w:sz="4" w:space="0" w:color="000000"/>
               <w:right w:val="single" w:sz="4" w:space="0" w:color="000000"/>
             </w:tcBorders>
-            <w:shd w:val="clear" w:color="auto" w:fill="FFF2A8"/>
             <w:tcMar>
               <w:top w:w="60" w:type="dxa"/>
               <w:left w:w="100" w:type="dxa"/>
@@ -10754,6 +11055,9 @@
               <w:keepNext/>
               <w:jc w:val="center"/>
             </w:pPr>
+            <w:r>
+              <w:t>0,704</w:t>
+            </w:r>
           </w:p>
         </w:tc>
         <w:tc>
@@ -10765,7 +11069,6 @@
               <w:bottom w:val="single" w:sz="4" w:space="0" w:color="000000"/>
               <w:right w:val="single" w:sz="4" w:space="0" w:color="000000"/>
             </w:tcBorders>
-            <w:shd w:val="clear" w:color="auto" w:fill="FFF2A8"/>
             <w:tcMar>
               <w:top w:w="60" w:type="dxa"/>
               <w:left w:w="100" w:type="dxa"/>
@@ -10779,6 +11082,9 @@
               <w:keepNext/>
               <w:jc w:val="center"/>
             </w:pPr>
+            <w:r>
+              <w:t>0,623</w:t>
+            </w:r>
           </w:p>
         </w:tc>
         <w:tc>
@@ -10790,7 +11096,6 @@
               <w:bottom w:val="single" w:sz="4" w:space="0" w:color="000000"/>
               <w:right w:val="single" w:sz="4" w:space="0" w:color="000000"/>
             </w:tcBorders>
-            <w:shd w:val="clear" w:color="auto" w:fill="FFF2A8"/>
             <w:tcMar>
               <w:top w:w="60" w:type="dxa"/>
               <w:left w:w="100" w:type="dxa"/>
@@ -10804,6 +11109,9 @@
               <w:keepNext/>
               <w:jc w:val="center"/>
             </w:pPr>
+            <w:r>
+              <w:t>0,037</w:t>
+            </w:r>
           </w:p>
         </w:tc>
       </w:tr>
@@ -10868,7 +11176,6 @@
               <w:bottom w:val="single" w:sz="4" w:space="0" w:color="000000"/>
               <w:right w:val="single" w:sz="4" w:space="0" w:color="000000"/>
             </w:tcBorders>
-            <w:shd w:val="clear" w:color="auto" w:fill="FFF2A8"/>
             <w:tcMar>
               <w:top w:w="60" w:type="dxa"/>
               <w:left w:w="100" w:type="dxa"/>
@@ -10882,6 +11189,9 @@
               <w:keepNext/>
               <w:jc w:val="center"/>
             </w:pPr>
+            <w:r>
+              <w:t>−0,047</w:t>
+            </w:r>
           </w:p>
         </w:tc>
         <w:tc>
@@ -10893,7 +11203,6 @@
               <w:bottom w:val="single" w:sz="4" w:space="0" w:color="000000"/>
               <w:right w:val="single" w:sz="4" w:space="0" w:color="000000"/>
             </w:tcBorders>
-            <w:shd w:val="clear" w:color="auto" w:fill="FFF2A8"/>
             <w:tcMar>
               <w:top w:w="60" w:type="dxa"/>
               <w:left w:w="100" w:type="dxa"/>
@@ -10907,6 +11216,9 @@
               <w:keepNext/>
               <w:jc w:val="center"/>
             </w:pPr>
+            <w:r>
+              <w:t>0,210</w:t>
+            </w:r>
           </w:p>
         </w:tc>
         <w:tc>
@@ -10918,7 +11230,6 @@
               <w:bottom w:val="single" w:sz="4" w:space="0" w:color="000000"/>
               <w:right w:val="single" w:sz="4" w:space="0" w:color="000000"/>
             </w:tcBorders>
-            <w:shd w:val="clear" w:color="auto" w:fill="FFF2A8"/>
             <w:tcMar>
               <w:top w:w="60" w:type="dxa"/>
               <w:left w:w="100" w:type="dxa"/>
@@ -10932,6 +11243,9 @@
               <w:keepNext/>
               <w:jc w:val="center"/>
             </w:pPr>
+            <w:r>
+              <w:t>0,032</w:t>
+            </w:r>
           </w:p>
         </w:tc>
         <w:tc>
@@ -10943,7 +11257,6 @@
               <w:bottom w:val="single" w:sz="4" w:space="0" w:color="000000"/>
               <w:right w:val="single" w:sz="4" w:space="0" w:color="000000"/>
             </w:tcBorders>
-            <w:shd w:val="clear" w:color="auto" w:fill="FFF2A8"/>
             <w:tcMar>
               <w:top w:w="60" w:type="dxa"/>
               <w:left w:w="100" w:type="dxa"/>
@@ -10957,6 +11270,9 @@
               <w:keepNext/>
               <w:jc w:val="center"/>
             </w:pPr>
+            <w:r>
+              <w:t>0,001</w:t>
+            </w:r>
           </w:p>
         </w:tc>
       </w:tr>
@@ -11012,7 +11328,6 @@
               <w:bottom w:val="single" w:sz="4" w:space="0" w:color="000000"/>
               <w:right w:val="single" w:sz="4" w:space="0" w:color="000000"/>
             </w:tcBorders>
-            <w:shd w:val="clear" w:color="auto" w:fill="FFF2A8"/>
             <w:tcMar>
               <w:top w:w="60" w:type="dxa"/>
               <w:left w:w="100" w:type="dxa"/>
@@ -11026,6 +11341,9 @@
               <w:keepNext/>
               <w:jc w:val="center"/>
             </w:pPr>
+            <w:r>
+              <w:t>0,098</w:t>
+            </w:r>
           </w:p>
         </w:tc>
         <w:tc>
@@ -11037,7 +11355,6 @@
               <w:bottom w:val="single" w:sz="4" w:space="0" w:color="000000"/>
               <w:right w:val="single" w:sz="4" w:space="0" w:color="000000"/>
             </w:tcBorders>
-            <w:shd w:val="clear" w:color="auto" w:fill="FFF2A8"/>
             <w:tcMar>
               <w:top w:w="60" w:type="dxa"/>
               <w:left w:w="100" w:type="dxa"/>
@@ -11051,6 +11368,9 @@
               <w:keepNext/>
               <w:jc w:val="center"/>
             </w:pPr>
+            <w:r>
+              <w:t>−0,114</w:t>
+            </w:r>
           </w:p>
         </w:tc>
         <w:tc>
@@ -11062,7 +11382,6 @@
               <w:bottom w:val="single" w:sz="4" w:space="0" w:color="000000"/>
               <w:right w:val="single" w:sz="4" w:space="0" w:color="000000"/>
             </w:tcBorders>
-            <w:shd w:val="clear" w:color="auto" w:fill="FFF2A8"/>
             <w:tcMar>
               <w:top w:w="60" w:type="dxa"/>
               <w:left w:w="100" w:type="dxa"/>
@@ -11076,6 +11395,9 @@
               <w:keepNext/>
               <w:jc w:val="center"/>
             </w:pPr>
+            <w:r>
+              <w:t>0,043</w:t>
+            </w:r>
           </w:p>
         </w:tc>
         <w:tc>
@@ -11087,7 +11409,6 @@
               <w:bottom w:val="single" w:sz="4" w:space="0" w:color="000000"/>
               <w:right w:val="single" w:sz="4" w:space="0" w:color="000000"/>
             </w:tcBorders>
-            <w:shd w:val="clear" w:color="auto" w:fill="FFF2A8"/>
             <w:tcMar>
               <w:top w:w="60" w:type="dxa"/>
               <w:left w:w="100" w:type="dxa"/>
@@ -11101,6 +11422,9 @@
               <w:keepNext/>
               <w:jc w:val="center"/>
             </w:pPr>
+            <w:r>
+              <w:t>0,016</w:t>
+            </w:r>
           </w:p>
         </w:tc>
       </w:tr>
@@ -11165,7 +11489,6 @@
               <w:bottom w:val="single" w:sz="4" w:space="0" w:color="000000"/>
               <w:right w:val="single" w:sz="4" w:space="0" w:color="000000"/>
             </w:tcBorders>
-            <w:shd w:val="clear" w:color="auto" w:fill="FFF2A8"/>
             <w:tcMar>
               <w:top w:w="60" w:type="dxa"/>
               <w:left w:w="100" w:type="dxa"/>
@@ -11179,6 +11502,9 @@
               <w:keepNext/>
               <w:jc w:val="center"/>
             </w:pPr>
+            <w:r>
+              <w:t>−0,010</w:t>
+            </w:r>
           </w:p>
         </w:tc>
         <w:tc>
@@ -11190,7 +11516,6 @@
               <w:bottom w:val="single" w:sz="4" w:space="0" w:color="000000"/>
               <w:right w:val="single" w:sz="4" w:space="0" w:color="000000"/>
             </w:tcBorders>
-            <w:shd w:val="clear" w:color="auto" w:fill="FFF2A8"/>
             <w:tcMar>
               <w:top w:w="60" w:type="dxa"/>
               <w:left w:w="100" w:type="dxa"/>
@@ -11204,6 +11529,9 @@
               <w:keepNext/>
               <w:jc w:val="center"/>
             </w:pPr>
+            <w:r>
+              <w:t>0,199</w:t>
+            </w:r>
           </w:p>
         </w:tc>
         <w:tc>
@@ -11215,7 +11543,6 @@
               <w:bottom w:val="single" w:sz="4" w:space="0" w:color="000000"/>
               <w:right w:val="single" w:sz="4" w:space="0" w:color="000000"/>
             </w:tcBorders>
-            <w:shd w:val="clear" w:color="auto" w:fill="FFF2A8"/>
             <w:tcMar>
               <w:top w:w="60" w:type="dxa"/>
               <w:left w:w="100" w:type="dxa"/>
@@ -11229,6 +11556,9 @@
               <w:keepNext/>
               <w:jc w:val="center"/>
             </w:pPr>
+            <w:r>
+              <w:t>0,068</w:t>
+            </w:r>
           </w:p>
         </w:tc>
         <w:tc>
@@ -11240,7 +11570,6 @@
               <w:bottom w:val="single" w:sz="4" w:space="0" w:color="000000"/>
               <w:right w:val="single" w:sz="4" w:space="0" w:color="000000"/>
             </w:tcBorders>
-            <w:shd w:val="clear" w:color="auto" w:fill="FFF2A8"/>
             <w:tcMar>
               <w:top w:w="60" w:type="dxa"/>
               <w:left w:w="100" w:type="dxa"/>
@@ -11254,6 +11583,9 @@
               <w:keepNext/>
               <w:jc w:val="center"/>
             </w:pPr>
+            <w:r>
+              <w:t>0,004</w:t>
+            </w:r>
           </w:p>
         </w:tc>
       </w:tr>
@@ -11318,7 +11650,6 @@
               <w:bottom w:val="single" w:sz="4" w:space="0" w:color="000000"/>
               <w:right w:val="single" w:sz="4" w:space="0" w:color="000000"/>
             </w:tcBorders>
-            <w:shd w:val="clear" w:color="auto" w:fill="FFF2A8"/>
             <w:tcMar>
               <w:top w:w="60" w:type="dxa"/>
               <w:left w:w="100" w:type="dxa"/>
@@ -11332,6 +11663,9 @@
               <w:keepNext/>
               <w:jc w:val="center"/>
             </w:pPr>
+            <w:r>
+              <w:t>−0,024</w:t>
+            </w:r>
           </w:p>
         </w:tc>
         <w:tc>
@@ -11343,7 +11677,6 @@
               <w:bottom w:val="single" w:sz="4" w:space="0" w:color="000000"/>
               <w:right w:val="single" w:sz="4" w:space="0" w:color="000000"/>
             </w:tcBorders>
-            <w:shd w:val="clear" w:color="auto" w:fill="FFF2A8"/>
             <w:tcMar>
               <w:top w:w="60" w:type="dxa"/>
               <w:left w:w="100" w:type="dxa"/>
@@ -11357,6 +11690,9 @@
               <w:keepNext/>
               <w:jc w:val="center"/>
             </w:pPr>
+            <w:r>
+              <w:t>0,215</w:t>
+            </w:r>
           </w:p>
         </w:tc>
         <w:tc>
@@ -11368,7 +11704,6 @@
               <w:bottom w:val="single" w:sz="4" w:space="0" w:color="000000"/>
               <w:right w:val="single" w:sz="4" w:space="0" w:color="000000"/>
             </w:tcBorders>
-            <w:shd w:val="clear" w:color="auto" w:fill="FFF2A8"/>
             <w:tcMar>
               <w:top w:w="60" w:type="dxa"/>
               <w:left w:w="100" w:type="dxa"/>
@@ -11382,6 +11717,9 @@
               <w:keepNext/>
               <w:jc w:val="center"/>
             </w:pPr>
+            <w:r>
+              <w:t>0,054</w:t>
+            </w:r>
           </w:p>
         </w:tc>
         <w:tc>
@@ -11393,7 +11731,6 @@
               <w:bottom w:val="single" w:sz="4" w:space="0" w:color="000000"/>
               <w:right w:val="single" w:sz="4" w:space="0" w:color="000000"/>
             </w:tcBorders>
-            <w:shd w:val="clear" w:color="auto" w:fill="FFF2A8"/>
             <w:tcMar>
               <w:top w:w="60" w:type="dxa"/>
               <w:left w:w="100" w:type="dxa"/>
@@ -11407,6 +11744,9 @@
               <w:keepNext/>
               <w:jc w:val="center"/>
             </w:pPr>
+            <w:r>
+              <w:t>0,000</w:t>
+            </w:r>
           </w:p>
         </w:tc>
       </w:tr>
@@ -11478,7 +11818,6 @@
               <w:bottom w:val="single" w:sz="4" w:space="0" w:color="000000"/>
               <w:right w:val="single" w:sz="4" w:space="0" w:color="000000"/>
             </w:tcBorders>
-            <w:shd w:val="clear" w:color="auto" w:fill="FFF2A8"/>
             <w:tcMar>
               <w:top w:w="60" w:type="dxa"/>
               <w:left w:w="100" w:type="dxa"/>
@@ -11492,6 +11831,9 @@
               <w:keepNext/>
               <w:jc w:val="center"/>
             </w:pPr>
+            <w:r>
+              <w:t>−0,012</w:t>
+            </w:r>
           </w:p>
         </w:tc>
         <w:tc>
@@ -11503,7 +11845,6 @@
               <w:bottom w:val="single" w:sz="4" w:space="0" w:color="000000"/>
               <w:right w:val="single" w:sz="4" w:space="0" w:color="000000"/>
             </w:tcBorders>
-            <w:shd w:val="clear" w:color="auto" w:fill="FFF2A8"/>
             <w:tcMar>
               <w:top w:w="60" w:type="dxa"/>
               <w:left w:w="100" w:type="dxa"/>
@@ -11517,6 +11858,9 @@
               <w:keepNext/>
               <w:jc w:val="center"/>
             </w:pPr>
+            <w:r>
+              <w:t>0,250</w:t>
+            </w:r>
           </w:p>
         </w:tc>
         <w:tc>
@@ -11528,7 +11872,6 @@
               <w:bottom w:val="single" w:sz="4" w:space="0" w:color="000000"/>
               <w:right w:val="single" w:sz="4" w:space="0" w:color="000000"/>
             </w:tcBorders>
-            <w:shd w:val="clear" w:color="auto" w:fill="FFF2A8"/>
             <w:tcMar>
               <w:top w:w="60" w:type="dxa"/>
               <w:left w:w="100" w:type="dxa"/>
@@ -11542,6 +11885,9 @@
               <w:keepNext/>
               <w:jc w:val="center"/>
             </w:pPr>
+            <w:r>
+              <w:t>0,088</w:t>
+            </w:r>
           </w:p>
         </w:tc>
         <w:tc>
@@ -11553,7 +11899,6 @@
               <w:bottom w:val="single" w:sz="4" w:space="0" w:color="000000"/>
               <w:right w:val="single" w:sz="4" w:space="0" w:color="000000"/>
             </w:tcBorders>
-            <w:shd w:val="clear" w:color="auto" w:fill="FFF2A8"/>
             <w:tcMar>
               <w:top w:w="60" w:type="dxa"/>
               <w:left w:w="100" w:type="dxa"/>
@@ -11567,6 +11912,9 @@
               <w:keepNext/>
               <w:jc w:val="center"/>
             </w:pPr>
+            <w:r>
+              <w:t>0,006</w:t>
+            </w:r>
           </w:p>
         </w:tc>
       </w:tr>
@@ -11615,7 +11963,6 @@
               <w:bottom w:val="single" w:sz="4" w:space="0" w:color="000000"/>
               <w:right w:val="single" w:sz="4" w:space="0" w:color="000000"/>
             </w:tcBorders>
-            <w:shd w:val="clear" w:color="auto" w:fill="FFF2A8"/>
             <w:tcMar>
               <w:top w:w="60" w:type="dxa"/>
               <w:left w:w="100" w:type="dxa"/>
@@ -11629,6 +11976,9 @@
               <w:keepNext/>
               <w:jc w:val="center"/>
             </w:pPr>
+            <w:r>
+              <w:t>−0,019</w:t>
+            </w:r>
           </w:p>
         </w:tc>
         <w:tc>
@@ -11640,7 +11990,6 @@
               <w:bottom w:val="single" w:sz="4" w:space="0" w:color="000000"/>
               <w:right w:val="single" w:sz="4" w:space="0" w:color="000000"/>
             </w:tcBorders>
-            <w:shd w:val="clear" w:color="auto" w:fill="FFF2A8"/>
             <w:tcMar>
               <w:top w:w="60" w:type="dxa"/>
               <w:left w:w="100" w:type="dxa"/>
@@ -11654,6 +12003,9 @@
               <w:keepNext/>
               <w:jc w:val="center"/>
             </w:pPr>
+            <w:r>
+              <w:t>0,118</w:t>
+            </w:r>
           </w:p>
         </w:tc>
         <w:tc>
@@ -11665,7 +12017,6 @@
               <w:bottom w:val="single" w:sz="4" w:space="0" w:color="000000"/>
               <w:right w:val="single" w:sz="4" w:space="0" w:color="000000"/>
             </w:tcBorders>
-            <w:shd w:val="clear" w:color="auto" w:fill="FFF2A8"/>
             <w:tcMar>
               <w:top w:w="60" w:type="dxa"/>
               <w:left w:w="100" w:type="dxa"/>
@@ -11679,6 +12030,9 @@
               <w:keepNext/>
               <w:jc w:val="center"/>
             </w:pPr>
+            <w:r>
+              <w:t>0,026</w:t>
+            </w:r>
           </w:p>
         </w:tc>
         <w:tc>
@@ -11690,7 +12044,6 @@
               <w:bottom w:val="single" w:sz="4" w:space="0" w:color="000000"/>
               <w:right w:val="single" w:sz="4" w:space="0" w:color="000000"/>
             </w:tcBorders>
-            <w:shd w:val="clear" w:color="auto" w:fill="FFF2A8"/>
             <w:tcMar>
               <w:top w:w="60" w:type="dxa"/>
               <w:left w:w="100" w:type="dxa"/>
@@ -11704,6 +12057,9 @@
               <w:keepNext/>
               <w:jc w:val="center"/>
             </w:pPr>
+            <w:r>
+              <w:t>−0,007</w:t>
+            </w:r>
           </w:p>
         </w:tc>
       </w:tr>
@@ -11730,110 +12086,200 @@
         <w:spacing w:line="360" w:lineRule="auto"/>
         <w:ind w:firstLine="709"/>
         <w:jc w:val="both"/>
-      </w:pPr>
-      <w:r>
-        <w:t xml:space="preserve">Наибольший прирост F1 (Yes) получен у модели </w:t>
-      </w:r>
-      <w:r>
         <w:rPr>
           <w:shd w:val="clear" w:color="auto" w:fill="FFFF00"/>
         </w:rPr>
-        <w:t>[название]</w:t>
-      </w:r>
+      </w:pPr>
+      <w:r>
+        <w:t xml:space="preserve">Наибольший прирост F1 (Yes) получен у модели SVM (RBF) (+0,623): на сырых данных она отнесла все объекты к классу No (Precision, </w:t>
+      </w:r>
+      <w:proofErr w:type="spellStart"/>
+      <w:r>
+        <w:t>Recall</w:t>
+      </w:r>
+      <w:proofErr w:type="spellEnd"/>
+      <w:r>
+        <w:t xml:space="preserve"> и F1 равны 0), поэтому этот прирост отражает скорее срыв модели на сырых данных, чем улучшение. Среди остальных моделей наибольший прирост у KNN и </w:t>
+      </w:r>
+      <w:proofErr w:type="spellStart"/>
+      <w:r>
+        <w:t>Voting</w:t>
+      </w:r>
+      <w:proofErr w:type="spellEnd"/>
       <w:r>
         <w:t xml:space="preserve"> (</w:t>
       </w:r>
-      <w:r>
-        <w:rPr>
-          <w:shd w:val="clear" w:color="auto" w:fill="FFFF00"/>
-        </w:rPr>
-        <w:t>[+X]</w:t>
-      </w:r>
-      <w:r>
-        <w:t xml:space="preserve">), наименьший — у модели </w:t>
-      </w:r>
-      <w:r>
-        <w:rPr>
-          <w:shd w:val="clear" w:color="auto" w:fill="FFFF00"/>
-        </w:rPr>
-        <w:t>[название]</w:t>
-      </w:r>
-      <w:r>
-        <w:t xml:space="preserve"> (</w:t>
-      </w:r>
-      <w:r>
-        <w:rPr>
-          <w:shd w:val="clear" w:color="auto" w:fill="FFFF00"/>
-        </w:rPr>
-        <w:t>[±X]</w:t>
-      </w:r>
-      <w:r>
-        <w:t xml:space="preserve">). </w:t>
-      </w:r>
       <w:proofErr w:type="spellStart"/>
       <w:r>
+        <w:t>soft</w:t>
+      </w:r>
+      <w:proofErr w:type="spellEnd"/>
+      <w:r>
+        <w:t xml:space="preserve">) (по +0,088), наименьший — у </w:t>
+      </w:r>
+      <w:proofErr w:type="spellStart"/>
+      <w:r>
+        <w:t>Logistic</w:t>
+      </w:r>
+      <w:proofErr w:type="spellEnd"/>
+      <w:r>
+        <w:t xml:space="preserve"> </w:t>
+      </w:r>
+      <w:proofErr w:type="spellStart"/>
+      <w:r>
+        <w:t>Regression</w:t>
+      </w:r>
+      <w:proofErr w:type="spellEnd"/>
+      <w:r>
+        <w:t xml:space="preserve"> (+0,014). </w:t>
+      </w:r>
+      <w:r>
+        <w:lastRenderedPageBreak/>
+        <w:t xml:space="preserve">F1 (Yes) выросла у всех девяти моделей. </w:t>
+      </w:r>
+      <w:proofErr w:type="spellStart"/>
+      <w:r>
         <w:t>Recall</w:t>
       </w:r>
       <w:proofErr w:type="spellEnd"/>
       <w:r>
-        <w:t xml:space="preserve"> по классу Yes в среднем </w:t>
-      </w:r>
-      <w:r>
-        <w:rPr>
-          <w:shd w:val="clear" w:color="auto" w:fill="FFFF00"/>
-        </w:rPr>
-        <w:t>вырос / снизился</w:t>
-      </w:r>
-      <w:r>
-        <w:t xml:space="preserve"> на </w:t>
-      </w:r>
-      <w:r>
-        <w:rPr>
-          <w:shd w:val="clear" w:color="auto" w:fill="FFFF00"/>
-        </w:rPr>
-        <w:t>[X]</w:t>
-      </w:r>
+        <w:t xml:space="preserve"> по классу Yes в среднем вырос на 0,227 (у восьми моделей из девяти; без SVM — примерно на 0,17), </w:t>
+      </w:r>
+      <w:proofErr w:type="spellStart"/>
+      <w:r>
+        <w:t>Accuracy</w:t>
+      </w:r>
+      <w:proofErr w:type="spellEnd"/>
+      <w:r>
+        <w:t xml:space="preserve"> снизилась у семи моделей из девяти на 0,010–0,049 (у SVM и </w:t>
+      </w:r>
+      <w:proofErr w:type="spellStart"/>
+      <w:r>
+        <w:t>Gaussian</w:t>
+      </w:r>
+      <w:proofErr w:type="spellEnd"/>
+      <w:r>
+        <w:t xml:space="preserve"> NB выросла на 0,040 и 0,098). Это ожидаемо: после балансировки обучающей выборки модели чаще предсказывают класс Yes. У моделей, чувствительных к масштабу (KNN, SVM, логистическая регрессия), изменение связано и со стандартизацией: на сырых данных логистическая регрессия не сошлась за 1000 итераций (</w:t>
+      </w:r>
+      <w:proofErr w:type="spellStart"/>
+      <w:r>
+        <w:t>ConvergenceWarning</w:t>
+      </w:r>
+      <w:proofErr w:type="spellEnd"/>
+      <w:r>
+        <w:t xml:space="preserve">), а SVM, </w:t>
+      </w:r>
+      <w:proofErr w:type="gramStart"/>
+      <w:r>
+        <w:t>по-видимому</w:t>
+      </w:r>
+      <w:proofErr w:type="gramEnd"/>
+      <w:r>
+        <w:t xml:space="preserve"> из-за разного масштаба признаков и дисбаланса, не выделил ни одного ушедшего клиента. У деревьев (</w:t>
+      </w:r>
+      <w:proofErr w:type="spellStart"/>
+      <w:r>
+        <w:t>Decision</w:t>
+      </w:r>
+      <w:proofErr w:type="spellEnd"/>
+      <w:r>
+        <w:t xml:space="preserve"> </w:t>
+      </w:r>
+      <w:proofErr w:type="spellStart"/>
+      <w:r>
+        <w:t>Tree</w:t>
+      </w:r>
+      <w:proofErr w:type="spellEnd"/>
       <w:r>
         <w:t xml:space="preserve">, </w:t>
       </w:r>
       <w:proofErr w:type="spellStart"/>
       <w:r>
+        <w:t>Random</w:t>
+      </w:r>
+      <w:proofErr w:type="spellEnd"/>
+      <w:r>
+        <w:t xml:space="preserve"> </w:t>
+      </w:r>
+      <w:proofErr w:type="spellStart"/>
+      <w:r>
+        <w:t>Forest</w:t>
+      </w:r>
+      <w:proofErr w:type="spellEnd"/>
+      <w:r>
+        <w:t xml:space="preserve">, </w:t>
+      </w:r>
+      <w:proofErr w:type="spellStart"/>
+      <w:r>
+        <w:t>Gradient</w:t>
+      </w:r>
+      <w:proofErr w:type="spellEnd"/>
+      <w:r>
+        <w:t xml:space="preserve"> </w:t>
+      </w:r>
+      <w:proofErr w:type="spellStart"/>
+      <w:r>
+        <w:t>Boosting</w:t>
+      </w:r>
+      <w:proofErr w:type="spellEnd"/>
+      <w:r>
+        <w:t xml:space="preserve">) изменение связано главным образом с балансировкой классов, а </w:t>
+      </w:r>
+      <w:proofErr w:type="spellStart"/>
+      <w:r>
+        <w:t>Voting</w:t>
+      </w:r>
+      <w:proofErr w:type="spellEnd"/>
+      <w:r>
+        <w:t xml:space="preserve"> и </w:t>
+      </w:r>
+      <w:proofErr w:type="spellStart"/>
+      <w:r>
+        <w:t>Stacking</w:t>
+      </w:r>
+      <w:proofErr w:type="spellEnd"/>
+      <w:r>
+        <w:t xml:space="preserve">, содержащие логистическую регрессию и SVM, зависят от обоих факторов. Исключение — </w:t>
+      </w:r>
+      <w:proofErr w:type="spellStart"/>
+      <w:r>
+        <w:t>Gaussian</w:t>
+      </w:r>
+      <w:proofErr w:type="spellEnd"/>
+      <w:r>
+        <w:t xml:space="preserve"> NB: на сырых данных он уже слишком часто предсказывал Yes (</w:t>
+      </w:r>
+      <w:proofErr w:type="spellStart"/>
+      <w:r>
+        <w:t>Recall</w:t>
+      </w:r>
+      <w:proofErr w:type="spellEnd"/>
+      <w:r>
+        <w:t xml:space="preserve"> 0,864 при Precision 0,418), поэтому после предобработки </w:t>
+      </w:r>
+      <w:proofErr w:type="spellStart"/>
+      <w:r>
+        <w:t>Recall</w:t>
+      </w:r>
+      <w:proofErr w:type="spellEnd"/>
+      <w:r>
+        <w:t xml:space="preserve"> снизился на 0,114, а </w:t>
+      </w:r>
+      <w:proofErr w:type="spellStart"/>
+      <w:r>
         <w:t>Accuracy</w:t>
       </w:r>
       <w:proofErr w:type="spellEnd"/>
       <w:r>
-        <w:t xml:space="preserve"> — </w:t>
-      </w:r>
-      <w:r>
-        <w:rPr>
-          <w:shd w:val="clear" w:color="auto" w:fill="FFFF00"/>
-        </w:rPr>
-        <w:t>выросла / снизилась</w:t>
-      </w:r>
-      <w:r>
-        <w:t xml:space="preserve"> на </w:t>
-      </w:r>
-      <w:r>
-        <w:rPr>
-          <w:shd w:val="clear" w:color="auto" w:fill="FFFF00"/>
-        </w:rPr>
-        <w:t>[X]</w:t>
-      </w:r>
-      <w:r>
-        <w:t xml:space="preserve">. </w:t>
-      </w:r>
-      <w:r>
-        <w:rPr>
-          <w:shd w:val="clear" w:color="auto" w:fill="FFFF00"/>
-        </w:rPr>
-        <w:t xml:space="preserve">[Объясните: у моделей, чувствительных к масштабу (KNN, SVM, логистическая </w:t>
-      </w:r>
-      <w:r>
-        <w:rPr>
-          <w:shd w:val="clear" w:color="auto" w:fill="FFFF00"/>
-        </w:rPr>
-        <w:lastRenderedPageBreak/>
-        <w:t>регрессия), изменение связано со стандартизацией, у остальных — главным образом с балансировкой классов.]</w:t>
+        <w:t xml:space="preserve"> выросла на 0,098. ROC-AUC изменился менее чем на 0,01 у шести моделей, заметно вырос только у KNN (+0,038), SVM (+0,037) и </w:t>
+      </w:r>
+      <w:proofErr w:type="spellStart"/>
+      <w:r>
+        <w:t>Gaussian</w:t>
+      </w:r>
+      <w:proofErr w:type="spellEnd"/>
+      <w:r>
+        <w:t xml:space="preserve"> NB (+0,016).</w:t>
       </w:r>
     </w:p>
     <w:p>
@@ -11842,17 +12288,21 @@
         <w:ind w:firstLine="709"/>
         <w:jc w:val="both"/>
       </w:pPr>
-      <w:r>
-        <w:t xml:space="preserve">Сравнение показывает суммарный эффект предобработки; вклад отдельных этапов (стандартизации, удаления дубликатов, SMOTENC) в работе не разделялся. Кроме того, из-за различий тестовых выборок (раздел 2.3) небольшие изменения метрик (порядка </w:t>
-      </w:r>
-      <w:r>
-        <w:rPr>
-          <w:shd w:val="clear" w:color="auto" w:fill="FFFF00"/>
-        </w:rPr>
-        <w:t>[0,01]</w:t>
-      </w:r>
-      <w:r>
-        <w:t>) не следует считать значимыми.</w:t>
+    </w:p>
+    <w:p>
+      <w:pPr>
+        <w:spacing w:line="360" w:lineRule="auto"/>
+        <w:ind w:firstLine="709"/>
+        <w:jc w:val="both"/>
+      </w:pPr>
+      <w:r>
+        <w:t xml:space="preserve">Сравнение показывает суммарный эффект предобработки; вклад отдельных этапов (стандартизации, удаления дубликатов, SMOTENC) в работе не разделялся. Кроме того, из-за различий тестовых выборок (раздел 2.3) небольшие изменения метрик </w:t>
+      </w:r>
+      <w:r>
+        <w:t>(порядка 0,01)</w:t>
+      </w:r>
+      <w:r>
+        <w:t xml:space="preserve"> не следует считать значимыми.</w:t>
       </w:r>
     </w:p>
     <w:p>
@@ -11880,28 +12330,45 @@
       </w:r>
       <w:proofErr w:type="spellEnd"/>
       <w:r>
-        <w:t xml:space="preserve"> данных, на рисунке 5 приведены ROC-кривые. Среди одиночных моделей наилучшие значения F1 (Yes) показали </w:t>
-      </w:r>
-      <w:r>
-        <w:rPr>
-          <w:shd w:val="clear" w:color="auto" w:fill="FFFF00"/>
-        </w:rPr>
-        <w:t>[названия]</w:t>
-      </w:r>
-      <w:r>
-        <w:t xml:space="preserve">, наименьшие — </w:t>
-      </w:r>
-      <w:r>
-        <w:rPr>
-          <w:shd w:val="clear" w:color="auto" w:fill="FFFF00"/>
-        </w:rPr>
-        <w:t>[название]</w:t>
-      </w:r>
-      <w:r>
-        <w:t xml:space="preserve">. Ансамбли </w:t>
+        <w:t xml:space="preserve"> данных, на рисунке 5 приведены ROC-кривые. </w:t>
+      </w:r>
+      <w:r>
+        <w:t xml:space="preserve">Среди одиночных моделей наилучшие значения F1 (Yes) показали </w:t>
       </w:r>
       <w:proofErr w:type="spellStart"/>
       <w:r>
+        <w:t>Gradient</w:t>
+      </w:r>
+      <w:proofErr w:type="spellEnd"/>
+      <w:r>
+        <w:t xml:space="preserve"> </w:t>
+      </w:r>
+      <w:proofErr w:type="spellStart"/>
+      <w:r>
+        <w:t>Boosting</w:t>
+      </w:r>
+      <w:proofErr w:type="spellEnd"/>
+      <w:r>
+        <w:t xml:space="preserve"> (0,634) и </w:t>
+      </w:r>
+      <w:proofErr w:type="spellStart"/>
+      <w:r>
+        <w:t>Random</w:t>
+      </w:r>
+      <w:proofErr w:type="spellEnd"/>
+      <w:r>
+        <w:t xml:space="preserve"> </w:t>
+      </w:r>
+      <w:proofErr w:type="spellStart"/>
+      <w:r>
+        <w:t>Forest</w:t>
+      </w:r>
+      <w:proofErr w:type="spellEnd"/>
+      <w:r>
+        <w:t xml:space="preserve"> (0,630), наименьшие — KNN (0,560). Ансамбли </w:t>
+      </w:r>
+      <w:proofErr w:type="spellStart"/>
+      <w:r>
         <w:t>Voting</w:t>
       </w:r>
       <w:proofErr w:type="spellEnd"/>
@@ -11922,59 +12389,131 @@
       </w:r>
       <w:proofErr w:type="spellEnd"/>
       <w:r>
+        <w:t xml:space="preserve"> не превзошли лучшую одиночную модель: F1 (Yes) равна </w:t>
+      </w:r>
+      <w:r>
+        <w:lastRenderedPageBreak/>
+        <w:t xml:space="preserve">0,628 и 0,613 против 0,634 у </w:t>
+      </w:r>
+      <w:proofErr w:type="spellStart"/>
+      <w:r>
+        <w:t>Gradient</w:t>
+      </w:r>
+      <w:proofErr w:type="spellEnd"/>
+      <w:r>
         <w:t xml:space="preserve"> </w:t>
       </w:r>
-      <w:r>
-        <w:rPr>
-          <w:shd w:val="clear" w:color="auto" w:fill="FFFF00"/>
-        </w:rPr>
-        <w:t>превзошли / не превзошли</w:t>
-      </w:r>
-      <w:r>
-        <w:t xml:space="preserve"> лучшую одиночную модель: F1 (Yes) равна </w:t>
-      </w:r>
-      <w:r>
-        <w:rPr>
-          <w:shd w:val="clear" w:color="auto" w:fill="FFFF00"/>
-        </w:rPr>
-        <w:t>[X]</w:t>
-      </w:r>
-      <w:r>
-        <w:t xml:space="preserve"> и </w:t>
-      </w:r>
-      <w:r>
-        <w:rPr>
-          <w:shd w:val="clear" w:color="auto" w:fill="FFFF00"/>
-        </w:rPr>
-        <w:t>[X]</w:t>
-      </w:r>
-      <w:r>
-        <w:t xml:space="preserve"> против </w:t>
-      </w:r>
-      <w:r>
-        <w:rPr>
-          <w:shd w:val="clear" w:color="auto" w:fill="FFFF00"/>
-        </w:rPr>
-        <w:t>[X]</w:t>
-      </w:r>
-      <w:r>
-        <w:t xml:space="preserve"> у </w:t>
-      </w:r>
-      <w:r>
-        <w:rPr>
-          <w:shd w:val="clear" w:color="auto" w:fill="FFFF00"/>
-        </w:rPr>
-        <w:t>[название]</w:t>
-      </w:r>
+      <w:proofErr w:type="spellStart"/>
+      <w:r>
+        <w:t>Boosting</w:t>
+      </w:r>
+      <w:proofErr w:type="spellEnd"/>
       <w:r>
         <w:t xml:space="preserve">. </w:t>
       </w:r>
-      <w:r>
-        <w:rPr>
-          <w:shd w:val="clear" w:color="auto" w:fill="FFFF00"/>
-        </w:rPr>
-        <w:t>[Пояснение: если ансамбли не дали выигрыша — базовые модели ошибаются на одних и тех же объектах, поэтому усреднение мало что даёт; если дали — ошибки моделей частично компенсируются. Соотнесите с теоремой об отсутствии бесплатного обеда.]</w:t>
-      </w:r>
+      <w:proofErr w:type="spellStart"/>
+      <w:r>
+        <w:t>Voting</w:t>
+      </w:r>
+      <w:proofErr w:type="spellEnd"/>
+      <w:r>
+        <w:t xml:space="preserve"> превзошёл логистическую регрессию и SVM, но уступил случайному лесу, а </w:t>
+      </w:r>
+      <w:proofErr w:type="spellStart"/>
+      <w:r>
+        <w:t>Stacking</w:t>
+      </w:r>
+      <w:proofErr w:type="spellEnd"/>
+      <w:r>
+        <w:t xml:space="preserve"> уступил всем трём своим базовым моделям. Первые пять моделей по F1 отличаются не более чем на 0,012, поэтому, по-видимому, базовые модели ошибаются на одних и тех же клиентах и усреднение почти ничего не даёт; к тому же </w:t>
+      </w:r>
+      <w:proofErr w:type="spellStart"/>
+      <w:r>
+        <w:t>Gradient</w:t>
+      </w:r>
+      <w:proofErr w:type="spellEnd"/>
+      <w:r>
+        <w:t xml:space="preserve"> </w:t>
+      </w:r>
+      <w:proofErr w:type="spellStart"/>
+      <w:r>
+        <w:t>Boosting</w:t>
+      </w:r>
+      <w:proofErr w:type="spellEnd"/>
+      <w:r>
+        <w:t xml:space="preserve"> сам является ансамблем. Лучшая модель зависит от метрики: по </w:t>
+      </w:r>
+      <w:proofErr w:type="spellStart"/>
+      <w:r>
+        <w:t>Recall</w:t>
+      </w:r>
+      <w:proofErr w:type="spellEnd"/>
+      <w:r>
+        <w:t xml:space="preserve"> лидирует </w:t>
+      </w:r>
+      <w:proofErr w:type="spellStart"/>
+      <w:r>
+        <w:t>Logistic</w:t>
+      </w:r>
+      <w:proofErr w:type="spellEnd"/>
+      <w:r>
+        <w:t xml:space="preserve"> </w:t>
+      </w:r>
+      <w:proofErr w:type="spellStart"/>
+      <w:r>
+        <w:t>Regression</w:t>
+      </w:r>
+      <w:proofErr w:type="spellEnd"/>
+      <w:r>
+        <w:t xml:space="preserve"> (0,766), по </w:t>
+      </w:r>
+      <w:proofErr w:type="spellStart"/>
+      <w:r>
+        <w:t>Accuracy</w:t>
+      </w:r>
+      <w:proofErr w:type="spellEnd"/>
+      <w:r>
+        <w:t xml:space="preserve"> — </w:t>
+      </w:r>
+      <w:proofErr w:type="spellStart"/>
+      <w:r>
+        <w:t>Stacking</w:t>
+      </w:r>
+      <w:proofErr w:type="spellEnd"/>
+      <w:r>
+        <w:t xml:space="preserve"> (0,782), по ROC-AUC — </w:t>
+      </w:r>
+      <w:proofErr w:type="spellStart"/>
+      <w:r>
+        <w:t>Voting</w:t>
+      </w:r>
+      <w:proofErr w:type="spellEnd"/>
+      <w:r>
+        <w:t xml:space="preserve"> (0,841), по F1 — </w:t>
+      </w:r>
+      <w:proofErr w:type="spellStart"/>
+      <w:r>
+        <w:t>Gradient</w:t>
+      </w:r>
+      <w:proofErr w:type="spellEnd"/>
+      <w:r>
+        <w:t xml:space="preserve"> </w:t>
+      </w:r>
+      <w:proofErr w:type="spellStart"/>
+      <w:r>
+        <w:t>Boosting</w:t>
+      </w:r>
+      <w:proofErr w:type="spellEnd"/>
+      <w:r>
+        <w:t>. Это согласуется с теоремой об отсутствии бесплатного обеда: универсально лучшего алгоритма нет.</w:t>
+      </w:r>
+    </w:p>
+    <w:p>
+      <w:pPr>
+        <w:spacing w:line="360" w:lineRule="auto"/>
+        <w:ind w:firstLine="709"/>
+        <w:jc w:val="both"/>
+      </w:pPr>
     </w:p>
     <w:p/>
     <w:tbl>
@@ -12022,9 +12561,9 @@
               <w:rPr>
                 <w:b/>
                 <w:bCs/>
+                <w:noProof/>
                 <w:shd w:val="clear" w:color="auto" w:fill="FFFF00"/>
               </w:rPr>
-              <w:lastRenderedPageBreak/>
               <w:drawing>
                 <wp:inline distT="0" distB="0" distL="0" distR="0" wp14:anchorId="216F935F" wp14:editId="50756F90">
                   <wp:extent cx="5940425" cy="4919345"/>
@@ -12041,7 +12580,7 @@
                           <pic:cNvPicPr/>
                         </pic:nvPicPr>
                         <pic:blipFill>
-                          <a:blip r:embed="rId11"/>
+                          <a:blip r:embed="rId12"/>
                           <a:stretch>
                             <a:fillRect/>
                           </a:stretch>
@@ -12095,26 +12634,31 @@
         <w:jc w:val="both"/>
       </w:pPr>
       <w:r>
-        <w:t xml:space="preserve">ROC-AUC лучшей модели составляет </w:t>
-      </w:r>
-      <w:r>
-        <w:rPr>
-          <w:shd w:val="clear" w:color="auto" w:fill="FFFF00"/>
-        </w:rPr>
-        <w:t>[X]</w:t>
-      </w:r>
-      <w:r>
-        <w:t xml:space="preserve"> при значении 0,5 для случайного классификатора, то есть модель </w:t>
-      </w:r>
-      <w:r>
-        <w:rPr>
-          <w:shd w:val="clear" w:color="auto" w:fill="FFFF00"/>
-        </w:rPr>
-        <w:t>[хорошо / умеренно / слабо]</w:t>
-      </w:r>
-      <w:r>
-        <w:t xml:space="preserve"> отделяет уходящих клиентов от остающихся независимо от порога вероятности.</w:t>
-      </w:r>
+        <w:t>ROC-AUC лучшей модели (</w:t>
+      </w:r>
+      <w:proofErr w:type="spellStart"/>
+      <w:r>
+        <w:t>Gradient</w:t>
+      </w:r>
+      <w:proofErr w:type="spellEnd"/>
+      <w:r>
+        <w:t xml:space="preserve"> </w:t>
+      </w:r>
+      <w:proofErr w:type="spellStart"/>
+      <w:r>
+        <w:t>Boosting</w:t>
+      </w:r>
+      <w:proofErr w:type="spellEnd"/>
+      <w:r>
+        <w:t>) составляет 0,840 при значении 0,5 для случайного классификатора, то есть модель хорошо отделяет уходящих клиентов от остающихся независимо от порога вероятности: в 84 % случаев случайно выбранный ушедший клиент получает более высокую оценку риска, чем случайно выбранный оставшийся.</w:t>
+      </w:r>
+    </w:p>
+    <w:p>
+      <w:pPr>
+        <w:spacing w:line="360" w:lineRule="auto"/>
+        <w:ind w:firstLine="709"/>
+        <w:jc w:val="both"/>
+      </w:pPr>
     </w:p>
     <w:p/>
     <w:tbl>
@@ -12162,9 +12706,9 @@
               <w:rPr>
                 <w:b/>
                 <w:bCs/>
+                <w:noProof/>
                 <w:shd w:val="clear" w:color="auto" w:fill="FFFF00"/>
               </w:rPr>
-              <w:lastRenderedPageBreak/>
               <w:drawing>
                 <wp:inline distT="0" distB="0" distL="0" distR="0" wp14:anchorId="0C2A46B3" wp14:editId="4CE6EBBC">
                   <wp:extent cx="5940425" cy="5410835"/>
@@ -12181,7 +12725,7 @@
                           <pic:cNvPicPr/>
                         </pic:nvPicPr>
                         <pic:blipFill>
-                          <a:blip r:embed="rId12"/>
+                          <a:blip r:embed="rId13"/>
                           <a:stretch>
                             <a:fillRect/>
                           </a:stretch>
@@ -12234,6 +12778,7 @@
       </w:pPr>
       <w:bookmarkStart w:id="14" w:name="_Toc242137051"/>
       <w:r>
+        <w:lastRenderedPageBreak/>
         <w:t>2.8 Анализ матрицы ошибок лучшей модели</w:t>
       </w:r>
       <w:bookmarkEnd w:id="14"/>
@@ -12247,12 +12792,19 @@
       <w:r>
         <w:t>Матрицы ошибок лучшей модели (</w:t>
       </w:r>
-      <w:r>
-        <w:rPr>
-          <w:shd w:val="clear" w:color="auto" w:fill="FFFF00"/>
-        </w:rPr>
-        <w:t>[название]</w:t>
-      </w:r>
+      <w:proofErr w:type="spellStart"/>
+      <w:r>
+        <w:t>Gradient</w:t>
+      </w:r>
+      <w:proofErr w:type="spellEnd"/>
+      <w:r>
+        <w:t xml:space="preserve"> </w:t>
+      </w:r>
+      <w:proofErr w:type="spellStart"/>
+      <w:r>
+        <w:t>Boosting</w:t>
+      </w:r>
+      <w:proofErr w:type="spellEnd"/>
       <w:r>
         <w:t xml:space="preserve">) на сырых и </w:t>
       </w:r>
@@ -12278,25 +12830,7 @@
       </w:r>
       <w:proofErr w:type="gramEnd"/>
       <w:r>
-        <w:t xml:space="preserve"> нашла </w:t>
-      </w:r>
-      <w:r>
-        <w:rPr>
-          <w:shd w:val="clear" w:color="auto" w:fill="FFFF00"/>
-        </w:rPr>
-        <w:t>[TP]</w:t>
-      </w:r>
-      <w:r>
-        <w:t xml:space="preserve"> из </w:t>
-      </w:r>
-      <w:r>
-        <w:rPr>
-          <w:shd w:val="clear" w:color="auto" w:fill="FFFF00"/>
-        </w:rPr>
-        <w:t>[TP + FN]</w:t>
-      </w:r>
-      <w:r>
-        <w:t xml:space="preserve"> ушедших клиентов (</w:t>
+        <w:t xml:space="preserve"> нашла 278 из 372 ушедших клиентов (</w:t>
       </w:r>
       <w:proofErr w:type="spellStart"/>
       <w:r>
@@ -12304,61 +12838,7 @@
       </w:r>
       <w:proofErr w:type="spellEnd"/>
       <w:r>
-        <w:t xml:space="preserve"> = </w:t>
-      </w:r>
-      <w:r>
-        <w:rPr>
-          <w:shd w:val="clear" w:color="auto" w:fill="FFFF00"/>
-        </w:rPr>
-        <w:t>[X]</w:t>
-      </w:r>
-      <w:r>
-        <w:t xml:space="preserve">), пропустила </w:t>
-      </w:r>
-      <w:r>
-        <w:rPr>
-          <w:shd w:val="clear" w:color="auto" w:fill="FFFF00"/>
-        </w:rPr>
-        <w:t>[FN]</w:t>
-      </w:r>
-      <w:r>
-        <w:t xml:space="preserve"> и ошибочно отнесла к ушедшим </w:t>
-      </w:r>
-      <w:r>
-        <w:rPr>
-          <w:shd w:val="clear" w:color="auto" w:fill="FFFF00"/>
-        </w:rPr>
-        <w:t>[FP]</w:t>
-      </w:r>
-      <w:r>
-        <w:t xml:space="preserve"> из </w:t>
-      </w:r>
-      <w:r>
-        <w:rPr>
-          <w:shd w:val="clear" w:color="auto" w:fill="FFFF00"/>
-        </w:rPr>
-        <w:t>[TN + FP]</w:t>
-      </w:r>
-      <w:r>
-        <w:t xml:space="preserve"> оставшихся клиентов. На сырых данных найдено </w:t>
-      </w:r>
-      <w:r>
-        <w:rPr>
-          <w:shd w:val="clear" w:color="auto" w:fill="FFFF00"/>
-        </w:rPr>
-        <w:t>[TP]</w:t>
-      </w:r>
-      <w:r>
-        <w:t xml:space="preserve"> из </w:t>
-      </w:r>
-      <w:r>
-        <w:rPr>
-          <w:shd w:val="clear" w:color="auto" w:fill="FFFF00"/>
-        </w:rPr>
-        <w:t>[TP + FN]</w:t>
-      </w:r>
-      <w:r>
-        <w:t xml:space="preserve"> ушедших клиентов (</w:t>
+        <w:t xml:space="preserve"> = 0,747), пропустила 94 и ошибочно отнесла к ушедшим 227 из 1033 оставшихся клиентов. На сырых данных найдено 199 из 374 ушедших клиентов (</w:t>
       </w:r>
       <w:proofErr w:type="spellStart"/>
       <w:r>
@@ -12366,16 +12846,7 @@
       </w:r>
       <w:proofErr w:type="spellEnd"/>
       <w:r>
-        <w:t xml:space="preserve"> = </w:t>
-      </w:r>
-      <w:r>
-        <w:rPr>
-          <w:shd w:val="clear" w:color="auto" w:fill="FFFF00"/>
-        </w:rPr>
-        <w:t>[X]</w:t>
-      </w:r>
-      <w:r>
-        <w:t>).</w:t>
+        <w:t xml:space="preserve"> = 0,532).</w:t>
       </w:r>
     </w:p>
     <w:p/>
@@ -12424,9 +12895,9 @@
               <w:rPr>
                 <w:b/>
                 <w:bCs/>
+                <w:noProof/>
                 <w:shd w:val="clear" w:color="auto" w:fill="FFFF00"/>
               </w:rPr>
-              <w:lastRenderedPageBreak/>
               <w:drawing>
                 <wp:inline distT="0" distB="0" distL="0" distR="0" wp14:anchorId="7F4E3063" wp14:editId="75A35048">
                   <wp:extent cx="5940425" cy="2569845"/>
@@ -12443,7 +12914,7 @@
                           <pic:cNvPicPr/>
                         </pic:nvPicPr>
                         <pic:blipFill>
-                          <a:blip r:embed="rId13"/>
+                          <a:blip r:embed="rId14"/>
                           <a:stretch>
                             <a:fillRect/>
                           </a:stretch>
@@ -12486,21 +12957,41 @@
     </w:p>
     <w:p>
       <w:pPr>
+        <w:spacing w:before="120" w:after="240" w:line="360" w:lineRule="auto"/>
+        <w:jc w:val="center"/>
+      </w:pPr>
+    </w:p>
+    <w:p>
+      <w:pPr>
         <w:spacing w:line="360" w:lineRule="auto"/>
         <w:ind w:firstLine="709"/>
         <w:jc w:val="both"/>
       </w:pPr>
       <w:r>
-        <w:t xml:space="preserve">Для задачи удержания клиентов ошибки неравноценны: пропущенный ушедший клиент (FN) означает потерянный доход без шанса на удержание, а ложное срабатывание (FP) — лишние затраты на предложение, адресованное клиенту, который и так остался бы. Поэтому </w:t>
-      </w:r>
-      <w:r>
-        <w:rPr>
-          <w:shd w:val="clear" w:color="auto" w:fill="FFFF00"/>
-        </w:rPr>
-        <w:t>[сделайте вывод: насколько приемлемо соотношение FN и FP у лучшей модели и в какую сторону его можно сдвинуть изменением порога вероятности]</w:t>
-      </w:r>
-      <w:r>
-        <w:t>.</w:t>
+        <w:t xml:space="preserve">Для задачи удержания клиентов ошибки неравноценны: пропущенный ушедший клиент (FN) означает потерянный доход без шанса на удержание, а ложное срабатывание (FP) — лишние затраты на предложение, адресованное клиенту, который и так остался бы. </w:t>
+      </w:r>
+      <w:r>
+        <w:t>Поэтому после предобработки соотношение ошибок смещено в сторону ложных срабатываний (FP = 227 против FN = 94, до предобработки FP = 113 против FN = 175). Это приемлемо, если стоимость предложения по удержанию заметно ниже потери клиента: модель находит около трёх из четырёх уходящих клиентов (</w:t>
+      </w:r>
+      <w:proofErr w:type="spellStart"/>
+      <w:r>
+        <w:t>Recall</w:t>
+      </w:r>
+      <w:proofErr w:type="spellEnd"/>
+      <w:r>
+        <w:t xml:space="preserve"> = 0,747), а чуть больше половины отобранных для удержания действительно собирались </w:t>
+      </w:r>
+      <w:r>
+        <w:lastRenderedPageBreak/>
+        <w:t xml:space="preserve">уйти (Precision = 0,550). Если затраты на удержание высоки, порог вероятности можно повысить: это сократит число FP и повысит Precision ценой снижения </w:t>
+      </w:r>
+      <w:proofErr w:type="spellStart"/>
+      <w:r>
+        <w:t>Recall</w:t>
+      </w:r>
+      <w:proofErr w:type="spellEnd"/>
+      <w:r>
+        <w:t>. Если важнее не терять клиентов, порог следует понизить.</w:t>
       </w:r>
     </w:p>
     <w:p>
@@ -12619,7 +13110,10 @@
       </w:r>
       <w:proofErr w:type="spellEnd"/>
       <w:r>
-        <w:t xml:space="preserve"> данных. Наилучшее качество на </w:t>
+        <w:t xml:space="preserve"> данных. </w:t>
+      </w:r>
+      <w:r>
+        <w:t xml:space="preserve">Наилучшее качество на </w:t>
       </w:r>
       <w:proofErr w:type="spellStart"/>
       <w:r>
@@ -12629,67 +13123,29 @@
       <w:r>
         <w:t xml:space="preserve"> данных показала модель </w:t>
       </w:r>
-      <w:r>
-        <w:rPr>
-          <w:shd w:val="clear" w:color="auto" w:fill="FFFF00"/>
-        </w:rPr>
-        <w:t>[название]</w:t>
-      </w:r>
-      <w:r>
-        <w:t xml:space="preserve"> (F1 (Yes) = </w:t>
-      </w:r>
-      <w:r>
-        <w:rPr>
-          <w:shd w:val="clear" w:color="auto" w:fill="FFFF00"/>
-        </w:rPr>
-        <w:t>[X]</w:t>
-      </w:r>
-      <w:r>
-        <w:t xml:space="preserve">, </w:t>
-      </w:r>
       <w:proofErr w:type="spellStart"/>
       <w:r>
+        <w:t>Gradient</w:t>
+      </w:r>
+      <w:proofErr w:type="spellEnd"/>
+      <w:r>
+        <w:t xml:space="preserve"> </w:t>
+      </w:r>
+      <w:proofErr w:type="spellStart"/>
+      <w:r>
+        <w:t>Boosting</w:t>
+      </w:r>
+      <w:proofErr w:type="spellEnd"/>
+      <w:r>
+        <w:t xml:space="preserve"> (F1 (Yes) = 0,634, </w:t>
+      </w:r>
+      <w:proofErr w:type="spellStart"/>
+      <w:r>
         <w:t>Recall</w:t>
       </w:r>
       <w:proofErr w:type="spellEnd"/>
       <w:r>
-        <w:t xml:space="preserve"> = </w:t>
-      </w:r>
-      <w:r>
-        <w:rPr>
-          <w:shd w:val="clear" w:color="auto" w:fill="FFFF00"/>
-        </w:rPr>
-        <w:t>[X]</w:t>
-      </w:r>
-      <w:r>
-        <w:t xml:space="preserve">, ROC-AUC = </w:t>
-      </w:r>
-      <w:r>
-        <w:rPr>
-          <w:shd w:val="clear" w:color="auto" w:fill="FFFF00"/>
-        </w:rPr>
-        <w:t>[X]</w:t>
-      </w:r>
-      <w:r>
-        <w:t xml:space="preserve">). Предобработка данных (стандартизация, удаление дубликатов, балансировка классов методом SMOTENC) изменила F1 (Yes) лучшей модели с </w:t>
-      </w:r>
-      <w:r>
-        <w:rPr>
-          <w:shd w:val="clear" w:color="auto" w:fill="FFFF00"/>
-        </w:rPr>
-        <w:t>[X]</w:t>
-      </w:r>
-      <w:r>
-        <w:t xml:space="preserve"> до </w:t>
-      </w:r>
-      <w:r>
-        <w:rPr>
-          <w:shd w:val="clear" w:color="auto" w:fill="FFFF00"/>
-        </w:rPr>
-        <w:t>[X]</w:t>
-      </w:r>
-      <w:r>
-        <w:t xml:space="preserve">, а </w:t>
+        <w:t xml:space="preserve"> = 0,747, ROC-AUC = 0,840). Предобработка данных (стандартизация, удаление дубликатов, балансировка классов методом SMOTENC) изменила F1 (Yes) этой модели с 0,580 до 0,634, а </w:t>
       </w:r>
       <w:proofErr w:type="spellStart"/>
       <w:r>
@@ -12697,43 +13153,23 @@
       </w:r>
       <w:proofErr w:type="spellEnd"/>
       <w:r>
-        <w:t xml:space="preserve"> по классу Yes — с </w:t>
-      </w:r>
-      <w:r>
-        <w:rPr>
-          <w:shd w:val="clear" w:color="auto" w:fill="FFFF00"/>
-        </w:rPr>
-        <w:t>[X]</w:t>
-      </w:r>
-      <w:r>
-        <w:t xml:space="preserve"> до </w:t>
-      </w:r>
-      <w:r>
-        <w:rPr>
-          <w:shd w:val="clear" w:color="auto" w:fill="FFFF00"/>
-        </w:rPr>
-        <w:t>[X]</w:t>
-      </w:r>
-      <w:r>
-        <w:t xml:space="preserve">. Ансамбли </w:t>
-      </w:r>
-      <w:r>
-        <w:rPr>
-          <w:shd w:val="clear" w:color="auto" w:fill="FFFF00"/>
-        </w:rPr>
-        <w:t>превзошли / не превзошли</w:t>
-      </w:r>
-      <w:r>
-        <w:t xml:space="preserve"> лучшую одиночную модель, что </w:t>
-      </w:r>
-      <w:r>
-        <w:rPr>
-          <w:shd w:val="clear" w:color="auto" w:fill="FFFF00"/>
-        </w:rPr>
-        <w:t>[вывод]</w:t>
-      </w:r>
-      <w:r>
-        <w:t>.</w:t>
+        <w:t xml:space="preserve"> по классу Yes — с 0,532 до 0,747. Ансамбли не превзошли лучшую одиночную модель (F1 (Yes) = 0,628 у </w:t>
+      </w:r>
+      <w:proofErr w:type="spellStart"/>
+      <w:r>
+        <w:t>Voting</w:t>
+      </w:r>
+      <w:proofErr w:type="spellEnd"/>
+      <w:r>
+        <w:t xml:space="preserve"> и 0,613 у </w:t>
+      </w:r>
+      <w:proofErr w:type="spellStart"/>
+      <w:r>
+        <w:t>Stacking</w:t>
+      </w:r>
+      <w:proofErr w:type="spellEnd"/>
+      <w:r>
+        <w:t xml:space="preserve"> против 0,634), что указывает на сильную согласованность ошибок базовых моделей и согласуется с теоремой об отсутствии бесплатного обеда.</w:t>
       </w:r>
     </w:p>
     <w:p>
@@ -12746,27 +13182,67 @@
         <w:t xml:space="preserve">Таким образом, </w:t>
       </w:r>
       <w:r>
-        <w:rPr>
-          <w:shd w:val="clear" w:color="auto" w:fill="FFFF00"/>
-        </w:rPr>
-        <w:t xml:space="preserve">[итоговый вывод: подтвердился ли положительный вклад предобработки, какая модель рекомендуется для прогноза оттока и что можно улучшить — например, подбор </w:t>
+        <w:t xml:space="preserve">предобработка дала положительный вклад: F1 (Yes) выросла у всех девяти моделей, а </w:t>
       </w:r>
       <w:proofErr w:type="spellStart"/>
       <w:r>
-        <w:rPr>
-          <w:shd w:val="clear" w:color="auto" w:fill="FFFF00"/>
-        </w:rPr>
-        <w:t>гиперпараметров</w:t>
+        <w:t>Recall</w:t>
       </w:r>
       <w:proofErr w:type="spellEnd"/>
       <w:r>
-        <w:rPr>
-          <w:shd w:val="clear" w:color="auto" w:fill="FFFF00"/>
-        </w:rPr>
-        <w:t xml:space="preserve"> и порога классификации]</w:t>
-      </w:r>
-      <w:r>
-        <w:t>.</w:t>
+        <w:t xml:space="preserve"> по классу Yes — у восьми из девяти (в среднем на 0,227) ценой снижения </w:t>
+      </w:r>
+      <w:proofErr w:type="spellStart"/>
+      <w:r>
+        <w:t>Accuracy</w:t>
+      </w:r>
+      <w:proofErr w:type="spellEnd"/>
+      <w:r>
+        <w:t xml:space="preserve"> у семи моделей на 0,010–0,049. Для прогноза оттока рекомендуется </w:t>
+      </w:r>
+      <w:proofErr w:type="spellStart"/>
+      <w:r>
+        <w:t>Gradient</w:t>
+      </w:r>
+      <w:proofErr w:type="spellEnd"/>
+      <w:r>
+        <w:t xml:space="preserve"> </w:t>
+      </w:r>
+      <w:proofErr w:type="spellStart"/>
+      <w:r>
+        <w:t>Boosting</w:t>
+      </w:r>
+      <w:proofErr w:type="spellEnd"/>
+      <w:r>
+        <w:t xml:space="preserve">: лучшие F1 (0,634) и один из лучших </w:t>
+      </w:r>
+      <w:proofErr w:type="spellStart"/>
+      <w:r>
+        <w:t>Recall</w:t>
+      </w:r>
+      <w:proofErr w:type="spellEnd"/>
+      <w:r>
+        <w:t xml:space="preserve"> (0,747) при ROC-AUC 0,840, практически равном лучшему значению (0,841 у </w:t>
+      </w:r>
+      <w:proofErr w:type="spellStart"/>
+      <w:r>
+        <w:t>Voting</w:t>
+      </w:r>
+      <w:proofErr w:type="spellEnd"/>
+      <w:r>
+        <w:t xml:space="preserve">). Разница между первыми моделями невелика и получена на одной тестовой выборке, поэтому для улучшения </w:t>
+      </w:r>
+      <w:r>
+        <w:lastRenderedPageBreak/>
+        <w:t xml:space="preserve">результата целесообразно подобрать </w:t>
+      </w:r>
+      <w:proofErr w:type="spellStart"/>
+      <w:r>
+        <w:t>гиперпараметры</w:t>
+      </w:r>
+      <w:proofErr w:type="spellEnd"/>
+      <w:r>
+        <w:t>, оценить модели кросс-валидацией и выбрать порог классификации исходя из стоимости ошибок FN и FP.</w:t>
       </w:r>
     </w:p>
     <w:p>
@@ -25625,8 +26101,8 @@
       </w:pPr>
     </w:p>
     <w:sectPr>
-      <w:footerReference w:type="default" r:id="rId14"/>
-      <w:footerReference w:type="first" r:id="rId15"/>
+      <w:footerReference w:type="default" r:id="rId15"/>
+      <w:footerReference w:type="first" r:id="rId16"/>
       <w:pgSz w:w="11906" w:h="16838"/>
       <w:pgMar w:top="1134" w:right="850" w:bottom="1134" w:left="1701" w:header="708" w:footer="708" w:gutter="0"/>
       <w:cols w:space="720"/>
@@ -26310,7 +26786,6 @@
   <w:style w:type="character" w:default="1" w:styleId="a0">
     <w:name w:val="Default Paragraph Font"/>
     <w:uiPriority w:val="1"/>
-    <w:semiHidden/>
     <w:unhideWhenUsed/>
   </w:style>
   <w:style w:type="table" w:default="1" w:styleId="a1">
@@ -26795,4 +27270,16 @@
     </a:ext>
   </a:extLst>
 </a:theme>
+</file>
+
+<file path=customXml/item1.xml><?xml version="1.0" encoding="utf-8"?>
+<b:Sources xmlns:b="http://schemas.openxmlformats.org/officeDocument/2006/bibliography" xmlns="http://schemas.openxmlformats.org/officeDocument/2006/bibliography" SelectedStyle="\APASixthEditionOfficeOnline.xsl" StyleName="APA" Version="6"/>
+</file>
+
+<file path=customXml/itemProps1.xml><?xml version="1.0" encoding="utf-8"?>
+<ds:datastoreItem xmlns:ds="http://schemas.openxmlformats.org/officeDocument/2006/customXml" ds:itemID="{E9EF75E0-E933-4F0D-869B-F53C0892085F}">
+  <ds:schemaRefs>
+    <ds:schemaRef ds:uri="http://schemas.openxmlformats.org/officeDocument/2006/bibliography"/>
+  </ds:schemaRefs>
+</ds:datastoreItem>
 </file>